--- a/Lab02/Big_data_lab02_B_PIN_RIS_2206_ErofeevEgor.docx
+++ b/Lab02/Big_data_lab02_B_PIN_RIS_2206_ErofeevEgor.docx
@@ -160,29 +160,7 @@
           <w:szCs w:val="24"/>
           <w:lang w:eastAsia="zh-CN" w:bidi="hi-IN"/>
         </w:rPr>
-        <w:t>(</w:t>
-      </w:r>
-      <w:proofErr w:type="spellStart"/>
-      <w:r>
-        <w:rPr>
-          <w:rFonts w:ascii="Times New Roman" w:eastAsia="WenQuanYi Micro Hei" w:hAnsi="Times New Roman" w:cs="FreeSans"/>
-          <w:kern w:val="3"/>
-          <w:sz w:val="28"/>
-          <w:szCs w:val="24"/>
-          <w:lang w:eastAsia="zh-CN" w:bidi="hi-IN"/>
-        </w:rPr>
-        <w:t>ТвГТУ</w:t>
-      </w:r>
-      <w:proofErr w:type="spellEnd"/>
-      <w:r>
-        <w:rPr>
-          <w:rFonts w:ascii="Times New Roman" w:eastAsia="WenQuanYi Micro Hei" w:hAnsi="Times New Roman" w:cs="FreeSans"/>
-          <w:kern w:val="3"/>
-          <w:sz w:val="28"/>
-          <w:szCs w:val="24"/>
-          <w:lang w:eastAsia="zh-CN" w:bidi="hi-IN"/>
-        </w:rPr>
-        <w:t>)</w:t>
+        <w:t>(ТвГТУ)</w:t>
       </w:r>
       <w:r>
         <w:rPr>
@@ -767,7 +745,6 @@
                 <w:sz w:val="28"/>
               </w:rPr>
             </w:pPr>
-            <w:proofErr w:type="spellStart"/>
             <w:r>
               <w:rPr>
                 <w:rFonts w:ascii="Times New Roman" w:hAnsi="Times New Roman"/>
@@ -782,7 +759,6 @@
               </w:rPr>
               <w:t>рутских</w:t>
             </w:r>
-            <w:proofErr w:type="spellEnd"/>
             <w:r>
               <w:rPr>
                 <w:rFonts w:ascii="Times New Roman" w:hAnsi="Times New Roman"/>
@@ -2907,43 +2883,7 @@
           <w:sz w:val="28"/>
           <w:szCs w:val="28"/>
         </w:rPr>
-        <w:t xml:space="preserve">с набором данных </w:t>
-      </w:r>
-      <w:proofErr w:type="spellStart"/>
-      <w:r>
-        <w:rPr>
-          <w:rFonts w:ascii="Times New Roman" w:hAnsi="Times New Roman" w:cs="Times New Roman"/>
-          <w:sz w:val="28"/>
-          <w:szCs w:val="28"/>
-        </w:rPr>
-        <w:t>mpg</w:t>
-      </w:r>
-      <w:proofErr w:type="spellEnd"/>
-      <w:r>
-        <w:rPr>
-          <w:rFonts w:ascii="Times New Roman" w:hAnsi="Times New Roman" w:cs="Times New Roman"/>
-          <w:sz w:val="28"/>
-          <w:szCs w:val="28"/>
-        </w:rPr>
-        <w:t xml:space="preserve"> из библиотеки </w:t>
-      </w:r>
-      <w:proofErr w:type="spellStart"/>
-      <w:r>
-        <w:rPr>
-          <w:rFonts w:ascii="Times New Roman" w:hAnsi="Times New Roman" w:cs="Times New Roman"/>
-          <w:sz w:val="28"/>
-          <w:szCs w:val="28"/>
-        </w:rPr>
-        <w:t>Seaborn</w:t>
-      </w:r>
-      <w:proofErr w:type="spellEnd"/>
-      <w:r>
-        <w:rPr>
-          <w:rFonts w:ascii="Times New Roman" w:hAnsi="Times New Roman" w:cs="Times New Roman"/>
-          <w:sz w:val="28"/>
-          <w:szCs w:val="28"/>
-        </w:rPr>
-        <w:t>.</w:t>
+        <w:t>с набором данных mpg из библиотеки Seaborn.</w:t>
       </w:r>
     </w:p>
     <w:p>
@@ -3442,7 +3382,6 @@
         </w:rPr>
         <w:t xml:space="preserve"> категориальные переменные, необходимые для анализа, если требуется. Методом </w:t>
       </w:r>
-      <w:proofErr w:type="spellStart"/>
       <w:r>
         <w:rPr>
           <w:rFonts w:ascii="Times New Roman" w:hAnsi="Times New Roman" w:cs="Times New Roman"/>
@@ -3452,7 +3391,6 @@
         </w:rPr>
         <w:t>OneHotEncoding</w:t>
       </w:r>
-      <w:proofErr w:type="spellEnd"/>
       <w:r>
         <w:rPr>
           <w:rFonts w:ascii="Times New Roman" w:hAnsi="Times New Roman" w:cs="Times New Roman"/>
@@ -3461,7 +3399,6 @@
         </w:rPr>
         <w:t xml:space="preserve"> или </w:t>
       </w:r>
-      <w:proofErr w:type="spellStart"/>
       <w:r>
         <w:rPr>
           <w:rFonts w:ascii="Times New Roman" w:hAnsi="Times New Roman" w:cs="Times New Roman"/>
@@ -3471,7 +3408,6 @@
         </w:rPr>
         <w:t>LabelEncoding</w:t>
       </w:r>
-      <w:proofErr w:type="spellEnd"/>
       <w:r>
         <w:rPr>
           <w:rFonts w:ascii="Times New Roman" w:hAnsi="Times New Roman" w:cs="Times New Roman"/>
@@ -3591,61 +3527,7 @@
           <w:sz w:val="28"/>
           <w:szCs w:val="28"/>
         </w:rPr>
-        <w:t>Для этих данных: y = ’</w:t>
-      </w:r>
-      <w:proofErr w:type="spellStart"/>
-      <w:r>
-        <w:rPr>
-          <w:rFonts w:ascii="Times New Roman" w:hAnsi="Times New Roman" w:cs="Times New Roman"/>
-          <w:sz w:val="28"/>
-          <w:szCs w:val="28"/>
-        </w:rPr>
-        <w:t>mpg</w:t>
-      </w:r>
-      <w:proofErr w:type="spellEnd"/>
-      <w:r>
-        <w:rPr>
-          <w:rFonts w:ascii="Times New Roman" w:hAnsi="Times New Roman" w:cs="Times New Roman"/>
-          <w:sz w:val="28"/>
-          <w:szCs w:val="28"/>
-        </w:rPr>
-        <w:t>’ и x = ’</w:t>
-      </w:r>
-      <w:proofErr w:type="spellStart"/>
-      <w:r>
-        <w:rPr>
-          <w:rFonts w:ascii="Times New Roman" w:hAnsi="Times New Roman" w:cs="Times New Roman"/>
-          <w:sz w:val="28"/>
-          <w:szCs w:val="28"/>
-        </w:rPr>
-        <w:t>horsepower</w:t>
-      </w:r>
-      <w:proofErr w:type="spellEnd"/>
-      <w:r>
-        <w:rPr>
-          <w:rFonts w:ascii="Times New Roman" w:hAnsi="Times New Roman" w:cs="Times New Roman"/>
-          <w:sz w:val="28"/>
-          <w:szCs w:val="28"/>
-        </w:rPr>
-        <w:t>’ или ’</w:t>
-      </w:r>
-      <w:proofErr w:type="spellStart"/>
-      <w:r>
-        <w:rPr>
-          <w:rFonts w:ascii="Times New Roman" w:hAnsi="Times New Roman" w:cs="Times New Roman"/>
-          <w:sz w:val="28"/>
-          <w:szCs w:val="28"/>
-        </w:rPr>
-        <w:t>weight</w:t>
-      </w:r>
-      <w:proofErr w:type="spellEnd"/>
-      <w:r>
-        <w:rPr>
-          <w:rFonts w:ascii="Times New Roman" w:hAnsi="Times New Roman" w:cs="Times New Roman"/>
-          <w:sz w:val="28"/>
-          <w:szCs w:val="28"/>
-        </w:rPr>
-        <w:t>’.</w:t>
+        <w:t>Для этих данных: y = ’mpg’ и x = ’horsepower’ или ’weight’.</w:t>
       </w:r>
     </w:p>
     <w:p>
@@ -3737,53 +3619,7 @@
           <w:sz w:val="28"/>
           <w:szCs w:val="28"/>
         </w:rPr>
-        <w:t>Программные файлы (.</w:t>
-      </w:r>
-      <w:proofErr w:type="spellStart"/>
-      <w:r>
-        <w:rPr>
-          <w:rFonts w:ascii="Times New Roman" w:hAnsi="Times New Roman" w:cs="Times New Roman"/>
-          <w:sz w:val="28"/>
-          <w:szCs w:val="28"/>
-        </w:rPr>
-        <w:t>py</w:t>
-      </w:r>
-      <w:proofErr w:type="spellEnd"/>
-      <w:r>
-        <w:rPr>
-          <w:rFonts w:ascii="Times New Roman" w:hAnsi="Times New Roman" w:cs="Times New Roman"/>
-          <w:sz w:val="28"/>
-          <w:szCs w:val="28"/>
-        </w:rPr>
-        <w:t xml:space="preserve"> </w:t>
-      </w:r>
-      <w:proofErr w:type="gramStart"/>
-      <w:r>
-        <w:rPr>
-          <w:rFonts w:ascii="Times New Roman" w:hAnsi="Times New Roman" w:cs="Times New Roman"/>
-          <w:sz w:val="28"/>
-          <w:szCs w:val="28"/>
-        </w:rPr>
-        <w:t>или .</w:t>
-      </w:r>
-      <w:proofErr w:type="spellStart"/>
-      <w:r>
-        <w:rPr>
-          <w:rFonts w:ascii="Times New Roman" w:hAnsi="Times New Roman" w:cs="Times New Roman"/>
-          <w:sz w:val="28"/>
-          <w:szCs w:val="28"/>
-        </w:rPr>
-        <w:t>ipynb</w:t>
-      </w:r>
-      <w:proofErr w:type="spellEnd"/>
-      <w:proofErr w:type="gramEnd"/>
-      <w:r>
-        <w:rPr>
-          <w:rFonts w:ascii="Times New Roman" w:hAnsi="Times New Roman" w:cs="Times New Roman"/>
-          <w:sz w:val="28"/>
-          <w:szCs w:val="28"/>
-        </w:rPr>
-        <w:t>).</w:t>
+        <w:t>Программные файлы (.py или .ipynb).</w:t>
       </w:r>
     </w:p>
     <w:p>
@@ -4113,7 +3949,6 @@
         </w:rPr>
         <w:t>://</w:t>
       </w:r>
-      <w:proofErr w:type="spellStart"/>
       <w:r>
         <w:rPr>
           <w:rFonts w:ascii="Times New Roman" w:hAnsi="Times New Roman" w:cs="Times New Roman"/>
@@ -4123,7 +3958,6 @@
         </w:rPr>
         <w:t>github</w:t>
       </w:r>
-      <w:proofErr w:type="spellEnd"/>
       <w:r>
         <w:rPr>
           <w:rFonts w:ascii="Times New Roman" w:hAnsi="Times New Roman" w:cs="Times New Roman"/>
@@ -4151,7 +3985,6 @@
         </w:rPr>
         <w:t>/</w:t>
       </w:r>
-      <w:proofErr w:type="spellStart"/>
       <w:r>
         <w:rPr>
           <w:rFonts w:ascii="Times New Roman" w:hAnsi="Times New Roman" w:cs="Times New Roman"/>
@@ -4161,7 +3994,6 @@
         </w:rPr>
         <w:t>EgoEro</w:t>
       </w:r>
-      <w:proofErr w:type="spellEnd"/>
       <w:r>
         <w:rPr>
           <w:rFonts w:ascii="Times New Roman" w:hAnsi="Times New Roman" w:cs="Times New Roman"/>
@@ -4171,7 +4003,6 @@
         </w:rPr>
         <w:t>/</w:t>
       </w:r>
-      <w:proofErr w:type="spellStart"/>
       <w:r>
         <w:rPr>
           <w:rFonts w:ascii="Times New Roman" w:hAnsi="Times New Roman" w:cs="Times New Roman"/>
@@ -4181,7 +4012,6 @@
         </w:rPr>
         <w:t>MyBigDat</w:t>
       </w:r>
-      <w:proofErr w:type="spellEnd"/>
       <w:r>
         <w:rPr>
           <w:rFonts w:ascii="Times New Roman" w:hAnsi="Times New Roman" w:cs="Times New Roman"/>
@@ -4341,7 +4171,6 @@
         </w:rPr>
         <w:t>.</w:t>
       </w:r>
-      <w:proofErr w:type="spellStart"/>
       <w:r>
         <w:rPr>
           <w:rFonts w:ascii="Times New Roman" w:hAnsi="Times New Roman" w:cs="Times New Roman"/>
@@ -4351,7 +4180,6 @@
         </w:rPr>
         <w:t>py</w:t>
       </w:r>
-      <w:proofErr w:type="spellEnd"/>
       <w:r>
         <w:rPr>
           <w:rFonts w:ascii="Times New Roman" w:hAnsi="Times New Roman" w:cs="Times New Roman"/>
@@ -4386,83 +4214,7 @@
           <w:szCs w:val="28"/>
           <w:lang w:eastAsia="ru-RU"/>
         </w:rPr>
-        <w:t xml:space="preserve">, </w:t>
-      </w:r>
-      <w:r>
-        <w:rPr>
-          <w:rFonts w:ascii="Times New Roman" w:hAnsi="Times New Roman" w:cs="Times New Roman"/>
-          <w:sz w:val="28"/>
-          <w:szCs w:val="28"/>
-          <w:lang w:eastAsia="ru-RU"/>
-        </w:rPr>
-        <w:t xml:space="preserve">а </w:t>
-      </w:r>
-      <w:proofErr w:type="spellStart"/>
-      <w:r>
-        <w:rPr>
-          <w:rFonts w:ascii="Times New Roman" w:hAnsi="Times New Roman" w:cs="Times New Roman"/>
-          <w:sz w:val="28"/>
-          <w:szCs w:val="28"/>
-          <w:lang w:val="en-US" w:eastAsia="ru-RU"/>
-        </w:rPr>
-        <w:t>selfwork</w:t>
-      </w:r>
-      <w:proofErr w:type="spellEnd"/>
-      <w:r>
-        <w:rPr>
-          <w:rFonts w:ascii="Times New Roman" w:hAnsi="Times New Roman" w:cs="Times New Roman"/>
-          <w:sz w:val="28"/>
-          <w:szCs w:val="28"/>
-          <w:lang w:eastAsia="ru-RU"/>
-        </w:rPr>
         <w:t>.</w:t>
-      </w:r>
-      <w:proofErr w:type="spellStart"/>
-      <w:r>
-        <w:rPr>
-          <w:rFonts w:ascii="Times New Roman" w:hAnsi="Times New Roman" w:cs="Times New Roman"/>
-          <w:sz w:val="28"/>
-          <w:szCs w:val="28"/>
-          <w:lang w:val="en-US" w:eastAsia="ru-RU"/>
-        </w:rPr>
-        <w:t>py</w:t>
-      </w:r>
-      <w:proofErr w:type="spellEnd"/>
-      <w:r>
-        <w:rPr>
-          <w:rFonts w:ascii="Times New Roman" w:hAnsi="Times New Roman" w:cs="Times New Roman"/>
-          <w:sz w:val="28"/>
-          <w:szCs w:val="28"/>
-          <w:lang w:eastAsia="ru-RU"/>
-        </w:rPr>
-        <w:t xml:space="preserve"> </w:t>
-      </w:r>
-      <w:r>
-        <w:rPr>
-          <w:rFonts w:ascii="Times New Roman" w:hAnsi="Times New Roman" w:cs="Times New Roman"/>
-          <w:sz w:val="28"/>
-          <w:szCs w:val="28"/>
-          <w:lang w:eastAsia="ru-RU"/>
-        </w:rPr>
-        <w:t>–</w:t>
-      </w:r>
-      <w:r>
-        <w:rPr>
-          <w:rFonts w:ascii="Times New Roman" w:hAnsi="Times New Roman" w:cs="Times New Roman"/>
-          <w:sz w:val="28"/>
-          <w:szCs w:val="28"/>
-          <w:lang w:eastAsia="ru-RU"/>
-        </w:rPr>
-        <w:t xml:space="preserve"> </w:t>
-      </w:r>
-      <w:r>
-        <w:rPr>
-          <w:rFonts w:ascii="Times New Roman" w:hAnsi="Times New Roman" w:cs="Times New Roman"/>
-          <w:sz w:val="28"/>
-          <w:szCs w:val="28"/>
-          <w:lang w:eastAsia="ru-RU"/>
-        </w:rPr>
-        <w:t>для датасета по игре.</w:t>
       </w:r>
     </w:p>
     <w:p>
@@ -4506,41 +4258,13 @@
           <w:szCs w:val="28"/>
         </w:rPr>
       </w:pPr>
-      <w:proofErr w:type="spellStart"/>
-      <w:r>
-        <w:rPr>
-          <w:rFonts w:ascii="Times New Roman" w:hAnsi="Times New Roman" w:cs="Times New Roman"/>
-          <w:sz w:val="28"/>
-          <w:szCs w:val="28"/>
-        </w:rPr>
-        <w:t>pandas</w:t>
-      </w:r>
-      <w:proofErr w:type="spellEnd"/>
-      <w:r>
-        <w:rPr>
-          <w:rFonts w:ascii="Times New Roman" w:hAnsi="Times New Roman" w:cs="Times New Roman"/>
-          <w:sz w:val="28"/>
-          <w:szCs w:val="28"/>
-        </w:rPr>
-        <w:t xml:space="preserve"> (</w:t>
-      </w:r>
-      <w:proofErr w:type="spellStart"/>
-      <w:r>
-        <w:rPr>
-          <w:rFonts w:ascii="Times New Roman" w:hAnsi="Times New Roman" w:cs="Times New Roman"/>
-          <w:sz w:val="28"/>
-          <w:szCs w:val="28"/>
-        </w:rPr>
-        <w:t>pd</w:t>
-      </w:r>
-      <w:proofErr w:type="spellEnd"/>
-      <w:r>
-        <w:rPr>
-          <w:rFonts w:ascii="Times New Roman" w:hAnsi="Times New Roman" w:cs="Times New Roman"/>
-          <w:sz w:val="28"/>
-          <w:szCs w:val="28"/>
-        </w:rPr>
-        <w:t>) – для работы с табличными данными (чтение SQL-запросов, объединение таблиц, преобразование типов данных).</w:t>
+      <w:r>
+        <w:rPr>
+          <w:rFonts w:ascii="Times New Roman" w:hAnsi="Times New Roman" w:cs="Times New Roman"/>
+          <w:sz w:val="28"/>
+          <w:szCs w:val="28"/>
+        </w:rPr>
+        <w:t>pandas (pd) – для работы с табличными данными (чтение SQL-запросов, объединение таблиц, преобразование типов данных).</w:t>
       </w:r>
     </w:p>
     <w:p>
@@ -4557,7 +4281,6 @@
           <w:szCs w:val="28"/>
         </w:rPr>
       </w:pPr>
-      <w:proofErr w:type="spellStart"/>
       <w:r>
         <w:rPr>
           <w:rFonts w:ascii="Times New Roman" w:hAnsi="Times New Roman" w:cs="Times New Roman"/>
@@ -4567,7 +4290,6 @@
         </w:rPr>
         <w:t>scipy</w:t>
       </w:r>
-      <w:proofErr w:type="spellEnd"/>
       <w:r>
         <w:rPr>
           <w:rFonts w:ascii="Times New Roman" w:hAnsi="Times New Roman" w:cs="Times New Roman"/>
@@ -4599,77 +4321,13 @@
           <w:szCs w:val="28"/>
         </w:rPr>
       </w:pPr>
-      <w:proofErr w:type="spellStart"/>
-      <w:r>
-        <w:rPr>
-          <w:rFonts w:ascii="Times New Roman" w:hAnsi="Times New Roman" w:cs="Times New Roman"/>
-          <w:sz w:val="28"/>
-          <w:szCs w:val="28"/>
-        </w:rPr>
-        <w:t>seaborn</w:t>
-      </w:r>
-      <w:proofErr w:type="spellEnd"/>
-      <w:r>
-        <w:rPr>
-          <w:rFonts w:ascii="Times New Roman" w:hAnsi="Times New Roman" w:cs="Times New Roman"/>
-          <w:sz w:val="28"/>
-          <w:szCs w:val="28"/>
-        </w:rPr>
-        <w:t xml:space="preserve"> (</w:t>
-      </w:r>
-      <w:proofErr w:type="spellStart"/>
-      <w:r>
-        <w:rPr>
-          <w:rFonts w:ascii="Times New Roman" w:hAnsi="Times New Roman" w:cs="Times New Roman"/>
-          <w:sz w:val="28"/>
-          <w:szCs w:val="28"/>
-        </w:rPr>
-        <w:t>sns</w:t>
-      </w:r>
-      <w:proofErr w:type="spellEnd"/>
-      <w:r>
-        <w:rPr>
-          <w:rFonts w:ascii="Times New Roman" w:hAnsi="Times New Roman" w:cs="Times New Roman"/>
-          <w:sz w:val="28"/>
-          <w:szCs w:val="28"/>
-        </w:rPr>
-        <w:t>) – для визуализации многомерных данных (</w:t>
-      </w:r>
-      <w:proofErr w:type="spellStart"/>
-      <w:r>
-        <w:rPr>
-          <w:rFonts w:ascii="Times New Roman" w:hAnsi="Times New Roman" w:cs="Times New Roman"/>
-          <w:sz w:val="28"/>
-          <w:szCs w:val="28"/>
-        </w:rPr>
-        <w:t>scatter</w:t>
-      </w:r>
-      <w:proofErr w:type="spellEnd"/>
-      <w:r>
-        <w:rPr>
-          <w:rFonts w:ascii="Times New Roman" w:hAnsi="Times New Roman" w:cs="Times New Roman"/>
-          <w:sz w:val="28"/>
-          <w:szCs w:val="28"/>
-        </w:rPr>
-        <w:t xml:space="preserve"> </w:t>
-      </w:r>
-      <w:proofErr w:type="spellStart"/>
-      <w:r>
-        <w:rPr>
-          <w:rFonts w:ascii="Times New Roman" w:hAnsi="Times New Roman" w:cs="Times New Roman"/>
-          <w:sz w:val="28"/>
-          <w:szCs w:val="28"/>
-        </w:rPr>
-        <w:t>plots</w:t>
-      </w:r>
-      <w:proofErr w:type="spellEnd"/>
-      <w:r>
-        <w:rPr>
-          <w:rFonts w:ascii="Times New Roman" w:hAnsi="Times New Roman" w:cs="Times New Roman"/>
-          <w:sz w:val="28"/>
-          <w:szCs w:val="28"/>
-        </w:rPr>
-        <w:t xml:space="preserve"> с цветом и размером точек)</w:t>
+      <w:r>
+        <w:rPr>
+          <w:rFonts w:ascii="Times New Roman" w:hAnsi="Times New Roman" w:cs="Times New Roman"/>
+          <w:sz w:val="28"/>
+          <w:szCs w:val="28"/>
+        </w:rPr>
+        <w:t>seaborn (sns) – для визуализации многомерных данных (scatter plots с цветом и размером точек)</w:t>
       </w:r>
       <w:r>
         <w:rPr>
@@ -4713,51 +4371,13 @@
           <w:szCs w:val="28"/>
         </w:rPr>
       </w:pPr>
-      <w:proofErr w:type="spellStart"/>
-      <w:proofErr w:type="gramStart"/>
-      <w:r>
-        <w:rPr>
-          <w:rFonts w:ascii="Times New Roman" w:hAnsi="Times New Roman" w:cs="Times New Roman"/>
-          <w:sz w:val="28"/>
-          <w:szCs w:val="28"/>
-        </w:rPr>
-        <w:t>sns.load</w:t>
-      </w:r>
-      <w:proofErr w:type="gramEnd"/>
-      <w:r>
-        <w:rPr>
-          <w:rFonts w:ascii="Times New Roman" w:hAnsi="Times New Roman" w:cs="Times New Roman"/>
-          <w:sz w:val="28"/>
-          <w:szCs w:val="28"/>
-        </w:rPr>
-        <w:t>_</w:t>
-      </w:r>
-      <w:proofErr w:type="gramStart"/>
-      <w:r>
-        <w:rPr>
-          <w:rFonts w:ascii="Times New Roman" w:hAnsi="Times New Roman" w:cs="Times New Roman"/>
-          <w:sz w:val="28"/>
-          <w:szCs w:val="28"/>
-        </w:rPr>
-        <w:t>dataset</w:t>
-      </w:r>
-      <w:proofErr w:type="spellEnd"/>
-      <w:r>
-        <w:rPr>
-          <w:rFonts w:ascii="Times New Roman" w:hAnsi="Times New Roman" w:cs="Times New Roman"/>
-          <w:sz w:val="28"/>
-          <w:szCs w:val="28"/>
-        </w:rPr>
-        <w:t>(</w:t>
-      </w:r>
-      <w:proofErr w:type="gramEnd"/>
-      <w:r>
-        <w:rPr>
-          <w:rFonts w:ascii="Times New Roman" w:hAnsi="Times New Roman" w:cs="Times New Roman"/>
-          <w:sz w:val="28"/>
-          <w:szCs w:val="28"/>
-        </w:rPr>
-        <w:t>)</w:t>
+      <w:r>
+        <w:rPr>
+          <w:rFonts w:ascii="Times New Roman" w:hAnsi="Times New Roman" w:cs="Times New Roman"/>
+          <w:sz w:val="28"/>
+          <w:szCs w:val="28"/>
+        </w:rPr>
+        <w:t>sns.load_dataset()</w:t>
       </w:r>
     </w:p>
     <w:p>
@@ -4778,43 +4398,7 @@
           <w:sz w:val="28"/>
           <w:szCs w:val="28"/>
         </w:rPr>
-        <w:t xml:space="preserve">Загружает встроенные наборы данных из библиотеки </w:t>
-      </w:r>
-      <w:proofErr w:type="spellStart"/>
-      <w:r>
-        <w:rPr>
-          <w:rFonts w:ascii="Times New Roman" w:hAnsi="Times New Roman" w:cs="Times New Roman"/>
-          <w:sz w:val="28"/>
-          <w:szCs w:val="28"/>
-        </w:rPr>
-        <w:t>Seaborn</w:t>
-      </w:r>
-      <w:proofErr w:type="spellEnd"/>
-      <w:r>
-        <w:rPr>
-          <w:rFonts w:ascii="Times New Roman" w:hAnsi="Times New Roman" w:cs="Times New Roman"/>
-          <w:sz w:val="28"/>
-          <w:szCs w:val="28"/>
-        </w:rPr>
-        <w:t xml:space="preserve">. В вашем случае, используется набор данных </w:t>
-      </w:r>
-      <w:proofErr w:type="spellStart"/>
-      <w:r>
-        <w:rPr>
-          <w:rFonts w:ascii="Times New Roman" w:hAnsi="Times New Roman" w:cs="Times New Roman"/>
-          <w:sz w:val="28"/>
-          <w:szCs w:val="28"/>
-        </w:rPr>
-        <w:t>mpg</w:t>
-      </w:r>
-      <w:proofErr w:type="spellEnd"/>
-      <w:r>
-        <w:rPr>
-          <w:rFonts w:ascii="Times New Roman" w:hAnsi="Times New Roman" w:cs="Times New Roman"/>
-          <w:sz w:val="28"/>
-          <w:szCs w:val="28"/>
-        </w:rPr>
-        <w:t>, который содержит информацию о машинах, включая характеристики, такие как расход топлива и вес.</w:t>
+        <w:t>Загружает встроенные наборы данных из библиотеки Seaborn. В вашем случае, используется набор данных mpg, который содержит информацию о машинах, включая характеристики, такие как расход топлива и вес.</w:t>
       </w:r>
     </w:p>
     <w:p>
@@ -4829,33 +4413,13 @@
           <w:szCs w:val="28"/>
         </w:rPr>
       </w:pPr>
-      <w:proofErr w:type="spellStart"/>
-      <w:proofErr w:type="gramStart"/>
-      <w:r>
-        <w:rPr>
-          <w:rFonts w:ascii="Times New Roman" w:hAnsi="Times New Roman" w:cs="Times New Roman"/>
-          <w:sz w:val="28"/>
-          <w:szCs w:val="28"/>
-        </w:rPr>
-        <w:t>min</w:t>
-      </w:r>
-      <w:proofErr w:type="spellEnd"/>
-      <w:r>
-        <w:rPr>
-          <w:rFonts w:ascii="Times New Roman" w:hAnsi="Times New Roman" w:cs="Times New Roman"/>
-          <w:sz w:val="28"/>
-          <w:szCs w:val="28"/>
-        </w:rPr>
-        <w:t>(</w:t>
-      </w:r>
-      <w:proofErr w:type="gramEnd"/>
-      <w:r>
-        <w:rPr>
-          <w:rFonts w:ascii="Times New Roman" w:hAnsi="Times New Roman" w:cs="Times New Roman"/>
-          <w:sz w:val="28"/>
-          <w:szCs w:val="28"/>
-        </w:rPr>
-        <w:t>)</w:t>
+      <w:r>
+        <w:rPr>
+          <w:rFonts w:ascii="Times New Roman" w:hAnsi="Times New Roman" w:cs="Times New Roman"/>
+          <w:sz w:val="28"/>
+          <w:szCs w:val="28"/>
+        </w:rPr>
+        <w:t>min()</w:t>
       </w:r>
     </w:p>
     <w:p>
@@ -4876,35 +4440,7 @@
           <w:sz w:val="28"/>
           <w:szCs w:val="28"/>
         </w:rPr>
-        <w:t xml:space="preserve">Функция </w:t>
-      </w:r>
-      <w:proofErr w:type="spellStart"/>
-      <w:proofErr w:type="gramStart"/>
-      <w:r>
-        <w:rPr>
-          <w:rFonts w:ascii="Times New Roman" w:hAnsi="Times New Roman" w:cs="Times New Roman"/>
-          <w:sz w:val="28"/>
-          <w:szCs w:val="28"/>
-        </w:rPr>
-        <w:t>min</w:t>
-      </w:r>
-      <w:proofErr w:type="spellEnd"/>
-      <w:r>
-        <w:rPr>
-          <w:rFonts w:ascii="Times New Roman" w:hAnsi="Times New Roman" w:cs="Times New Roman"/>
-          <w:sz w:val="28"/>
-          <w:szCs w:val="28"/>
-        </w:rPr>
-        <w:t>(</w:t>
-      </w:r>
-      <w:proofErr w:type="gramEnd"/>
-      <w:r>
-        <w:rPr>
-          <w:rFonts w:ascii="Times New Roman" w:hAnsi="Times New Roman" w:cs="Times New Roman"/>
-          <w:sz w:val="28"/>
-          <w:szCs w:val="28"/>
-        </w:rPr>
-        <w:t>) используется для нахождения минимального значения среди переданных аргументов или элементов в объекте</w:t>
+        <w:t>Функция min() используется для нахождения минимального значения среди переданных аргументов или элементов в объекте</w:t>
       </w:r>
       <w:r>
         <w:rPr>
@@ -4927,33 +4463,13 @@
           <w:szCs w:val="28"/>
         </w:rPr>
       </w:pPr>
-      <w:proofErr w:type="spellStart"/>
-      <w:proofErr w:type="gramStart"/>
-      <w:r>
-        <w:rPr>
-          <w:rFonts w:ascii="Times New Roman" w:hAnsi="Times New Roman" w:cs="Times New Roman"/>
-          <w:sz w:val="28"/>
-          <w:szCs w:val="28"/>
-        </w:rPr>
-        <w:t>max</w:t>
-      </w:r>
-      <w:proofErr w:type="spellEnd"/>
-      <w:r>
-        <w:rPr>
-          <w:rFonts w:ascii="Times New Roman" w:hAnsi="Times New Roman" w:cs="Times New Roman"/>
-          <w:sz w:val="28"/>
-          <w:szCs w:val="28"/>
-        </w:rPr>
-        <w:t>(</w:t>
-      </w:r>
-      <w:proofErr w:type="gramEnd"/>
-      <w:r>
-        <w:rPr>
-          <w:rFonts w:ascii="Times New Roman" w:hAnsi="Times New Roman" w:cs="Times New Roman"/>
-          <w:sz w:val="28"/>
-          <w:szCs w:val="28"/>
-        </w:rPr>
-        <w:t>)</w:t>
+      <w:r>
+        <w:rPr>
+          <w:rFonts w:ascii="Times New Roman" w:hAnsi="Times New Roman" w:cs="Times New Roman"/>
+          <w:sz w:val="28"/>
+          <w:szCs w:val="28"/>
+        </w:rPr>
+        <w:t>max()</w:t>
       </w:r>
     </w:p>
     <w:p>
@@ -4974,35 +4490,7 @@
           <w:sz w:val="28"/>
           <w:szCs w:val="28"/>
         </w:rPr>
-        <w:t xml:space="preserve">Функция </w:t>
-      </w:r>
-      <w:proofErr w:type="spellStart"/>
-      <w:proofErr w:type="gramStart"/>
-      <w:r>
-        <w:rPr>
-          <w:rFonts w:ascii="Times New Roman" w:hAnsi="Times New Roman" w:cs="Times New Roman"/>
-          <w:sz w:val="28"/>
-          <w:szCs w:val="28"/>
-        </w:rPr>
-        <w:t>max</w:t>
-      </w:r>
-      <w:proofErr w:type="spellEnd"/>
-      <w:r>
-        <w:rPr>
-          <w:rFonts w:ascii="Times New Roman" w:hAnsi="Times New Roman" w:cs="Times New Roman"/>
-          <w:sz w:val="28"/>
-          <w:szCs w:val="28"/>
-        </w:rPr>
-        <w:t>(</w:t>
-      </w:r>
-      <w:proofErr w:type="gramEnd"/>
-      <w:r>
-        <w:rPr>
-          <w:rFonts w:ascii="Times New Roman" w:hAnsi="Times New Roman" w:cs="Times New Roman"/>
-          <w:sz w:val="28"/>
-          <w:szCs w:val="28"/>
-        </w:rPr>
-        <w:t>) используется для нахождения максимального значения среди переданных аргументов или элементов.</w:t>
+        <w:t>Функция max() используется для нахождения максимального значения среди переданных аргументов или элементов.</w:t>
       </w:r>
     </w:p>
     <w:p>
@@ -5017,33 +4505,13 @@
           <w:szCs w:val="28"/>
         </w:rPr>
       </w:pPr>
-      <w:proofErr w:type="spellStart"/>
-      <w:proofErr w:type="gramStart"/>
-      <w:r>
-        <w:rPr>
-          <w:rFonts w:ascii="Times New Roman" w:hAnsi="Times New Roman" w:cs="Times New Roman"/>
-          <w:sz w:val="28"/>
-          <w:szCs w:val="28"/>
-        </w:rPr>
-        <w:t>mean</w:t>
-      </w:r>
-      <w:proofErr w:type="spellEnd"/>
-      <w:r>
-        <w:rPr>
-          <w:rFonts w:ascii="Times New Roman" w:hAnsi="Times New Roman" w:cs="Times New Roman"/>
-          <w:sz w:val="28"/>
-          <w:szCs w:val="28"/>
-        </w:rPr>
-        <w:t>(</w:t>
-      </w:r>
-      <w:proofErr w:type="gramEnd"/>
-      <w:r>
-        <w:rPr>
-          <w:rFonts w:ascii="Times New Roman" w:hAnsi="Times New Roman" w:cs="Times New Roman"/>
-          <w:sz w:val="28"/>
-          <w:szCs w:val="28"/>
-        </w:rPr>
-        <w:t>)</w:t>
+      <w:r>
+        <w:rPr>
+          <w:rFonts w:ascii="Times New Roman" w:hAnsi="Times New Roman" w:cs="Times New Roman"/>
+          <w:sz w:val="28"/>
+          <w:szCs w:val="28"/>
+        </w:rPr>
+        <w:t>mean()</w:t>
       </w:r>
     </w:p>
     <w:p>
@@ -5064,35 +4532,7 @@
           <w:sz w:val="28"/>
           <w:szCs w:val="28"/>
         </w:rPr>
-        <w:t xml:space="preserve">Функция </w:t>
-      </w:r>
-      <w:proofErr w:type="spellStart"/>
-      <w:proofErr w:type="gramStart"/>
-      <w:r>
-        <w:rPr>
-          <w:rFonts w:ascii="Times New Roman" w:hAnsi="Times New Roman" w:cs="Times New Roman"/>
-          <w:sz w:val="28"/>
-          <w:szCs w:val="28"/>
-        </w:rPr>
-        <w:t>mean</w:t>
-      </w:r>
-      <w:proofErr w:type="spellEnd"/>
-      <w:r>
-        <w:rPr>
-          <w:rFonts w:ascii="Times New Roman" w:hAnsi="Times New Roman" w:cs="Times New Roman"/>
-          <w:sz w:val="28"/>
-          <w:szCs w:val="28"/>
-        </w:rPr>
-        <w:t>(</w:t>
-      </w:r>
-      <w:proofErr w:type="gramEnd"/>
-      <w:r>
-        <w:rPr>
-          <w:rFonts w:ascii="Times New Roman" w:hAnsi="Times New Roman" w:cs="Times New Roman"/>
-          <w:sz w:val="28"/>
-          <w:szCs w:val="28"/>
-        </w:rPr>
-        <w:t>) вычисляет среднее значение числовых данных.</w:t>
+        <w:t>Функция mean() вычисляет среднее значение числовых данных.</w:t>
       </w:r>
     </w:p>
     <w:p>
@@ -5107,33 +4547,13 @@
           <w:szCs w:val="28"/>
         </w:rPr>
       </w:pPr>
-      <w:proofErr w:type="spellStart"/>
-      <w:proofErr w:type="gramStart"/>
-      <w:r>
-        <w:rPr>
-          <w:rFonts w:ascii="Times New Roman" w:hAnsi="Times New Roman" w:cs="Times New Roman"/>
-          <w:sz w:val="28"/>
-          <w:szCs w:val="28"/>
-        </w:rPr>
-        <w:t>median</w:t>
-      </w:r>
-      <w:proofErr w:type="spellEnd"/>
-      <w:r>
-        <w:rPr>
-          <w:rFonts w:ascii="Times New Roman" w:hAnsi="Times New Roman" w:cs="Times New Roman"/>
-          <w:sz w:val="28"/>
-          <w:szCs w:val="28"/>
-        </w:rPr>
-        <w:t>(</w:t>
-      </w:r>
-      <w:proofErr w:type="gramEnd"/>
-      <w:r>
-        <w:rPr>
-          <w:rFonts w:ascii="Times New Roman" w:hAnsi="Times New Roman" w:cs="Times New Roman"/>
-          <w:sz w:val="28"/>
-          <w:szCs w:val="28"/>
-        </w:rPr>
-        <w:t>)</w:t>
+      <w:r>
+        <w:rPr>
+          <w:rFonts w:ascii="Times New Roman" w:hAnsi="Times New Roman" w:cs="Times New Roman"/>
+          <w:sz w:val="28"/>
+          <w:szCs w:val="28"/>
+        </w:rPr>
+        <w:t>median()</w:t>
       </w:r>
     </w:p>
     <w:p>
@@ -5154,35 +4574,7 @@
           <w:sz w:val="28"/>
           <w:szCs w:val="28"/>
         </w:rPr>
-        <w:t xml:space="preserve">Описание: Функция </w:t>
-      </w:r>
-      <w:proofErr w:type="spellStart"/>
-      <w:proofErr w:type="gramStart"/>
-      <w:r>
-        <w:rPr>
-          <w:rFonts w:ascii="Times New Roman" w:hAnsi="Times New Roman" w:cs="Times New Roman"/>
-          <w:sz w:val="28"/>
-          <w:szCs w:val="28"/>
-        </w:rPr>
-        <w:t>median</w:t>
-      </w:r>
-      <w:proofErr w:type="spellEnd"/>
-      <w:r>
-        <w:rPr>
-          <w:rFonts w:ascii="Times New Roman" w:hAnsi="Times New Roman" w:cs="Times New Roman"/>
-          <w:sz w:val="28"/>
-          <w:szCs w:val="28"/>
-        </w:rPr>
-        <w:t>(</w:t>
-      </w:r>
-      <w:proofErr w:type="gramEnd"/>
-      <w:r>
-        <w:rPr>
-          <w:rFonts w:ascii="Times New Roman" w:hAnsi="Times New Roman" w:cs="Times New Roman"/>
-          <w:sz w:val="28"/>
-          <w:szCs w:val="28"/>
-        </w:rPr>
-        <w:t>) возвращает медиану числового набора данных, то есть значение, которое делит данные пополам (половина значений меньше медианы, половина — больше).</w:t>
+        <w:t>Описание: Функция median() возвращает медиану числового набора данных, то есть значение, которое делит данные пополам (половина значений меньше медианы, половина — больше).</w:t>
       </w:r>
     </w:p>
     <w:p>
@@ -5197,33 +4589,13 @@
           <w:szCs w:val="28"/>
         </w:rPr>
       </w:pPr>
-      <w:proofErr w:type="spellStart"/>
-      <w:proofErr w:type="gramStart"/>
-      <w:r>
-        <w:rPr>
-          <w:rFonts w:ascii="Times New Roman" w:hAnsi="Times New Roman" w:cs="Times New Roman"/>
-          <w:sz w:val="28"/>
-          <w:szCs w:val="28"/>
-        </w:rPr>
-        <w:t>var</w:t>
-      </w:r>
-      <w:proofErr w:type="spellEnd"/>
-      <w:r>
-        <w:rPr>
-          <w:rFonts w:ascii="Times New Roman" w:hAnsi="Times New Roman" w:cs="Times New Roman"/>
-          <w:sz w:val="28"/>
-          <w:szCs w:val="28"/>
-        </w:rPr>
-        <w:t>(</w:t>
-      </w:r>
-      <w:proofErr w:type="gramEnd"/>
-      <w:r>
-        <w:rPr>
-          <w:rFonts w:ascii="Times New Roman" w:hAnsi="Times New Roman" w:cs="Times New Roman"/>
-          <w:sz w:val="28"/>
-          <w:szCs w:val="28"/>
-        </w:rPr>
-        <w:t>)</w:t>
+      <w:r>
+        <w:rPr>
+          <w:rFonts w:ascii="Times New Roman" w:hAnsi="Times New Roman" w:cs="Times New Roman"/>
+          <w:sz w:val="28"/>
+          <w:szCs w:val="28"/>
+        </w:rPr>
+        <w:t>var()</w:t>
       </w:r>
     </w:p>
     <w:p>
@@ -5244,36 +4616,29 @@
           <w:sz w:val="28"/>
           <w:szCs w:val="28"/>
         </w:rPr>
+        <w:t>Функция var() вычисляет дисперсию числовых данных — это мера разброса значений относительно среднего.</w:t>
+      </w:r>
+    </w:p>
+    <w:p>
+      <w:pPr>
+        <w:spacing w:line="360" w:lineRule="auto"/>
+        <w:ind w:firstLine="709"/>
+        <w:contextualSpacing/>
+        <w:jc w:val="both"/>
+        <w:rPr>
+          <w:rFonts w:ascii="Times New Roman" w:hAnsi="Times New Roman" w:cs="Times New Roman"/>
+          <w:sz w:val="28"/>
+          <w:szCs w:val="28"/>
+        </w:rPr>
+      </w:pPr>
+      <w:r>
+        <w:rPr>
+          <w:rFonts w:ascii="Times New Roman" w:hAnsi="Times New Roman" w:cs="Times New Roman"/>
+          <w:sz w:val="28"/>
+          <w:szCs w:val="28"/>
+        </w:rPr>
         <w:lastRenderedPageBreak/>
-        <w:t xml:space="preserve">Функция </w:t>
-      </w:r>
-      <w:proofErr w:type="spellStart"/>
-      <w:proofErr w:type="gramStart"/>
-      <w:r>
-        <w:rPr>
-          <w:rFonts w:ascii="Times New Roman" w:hAnsi="Times New Roman" w:cs="Times New Roman"/>
-          <w:sz w:val="28"/>
-          <w:szCs w:val="28"/>
-        </w:rPr>
-        <w:t>var</w:t>
-      </w:r>
-      <w:proofErr w:type="spellEnd"/>
-      <w:r>
-        <w:rPr>
-          <w:rFonts w:ascii="Times New Roman" w:hAnsi="Times New Roman" w:cs="Times New Roman"/>
-          <w:sz w:val="28"/>
-          <w:szCs w:val="28"/>
-        </w:rPr>
-        <w:t>(</w:t>
-      </w:r>
-      <w:proofErr w:type="gramEnd"/>
-      <w:r>
-        <w:rPr>
-          <w:rFonts w:ascii="Times New Roman" w:hAnsi="Times New Roman" w:cs="Times New Roman"/>
-          <w:sz w:val="28"/>
-          <w:szCs w:val="28"/>
-        </w:rPr>
-        <w:t>) вычисляет дисперсию числовых данных — это мера разброса значений относительно среднего.</w:t>
+        <w:t>quantile()</w:t>
       </w:r>
     </w:p>
     <w:p>
@@ -5288,33 +4653,13 @@
           <w:szCs w:val="28"/>
         </w:rPr>
       </w:pPr>
-      <w:proofErr w:type="spellStart"/>
-      <w:proofErr w:type="gramStart"/>
-      <w:r>
-        <w:rPr>
-          <w:rFonts w:ascii="Times New Roman" w:hAnsi="Times New Roman" w:cs="Times New Roman"/>
-          <w:sz w:val="28"/>
-          <w:szCs w:val="28"/>
-        </w:rPr>
-        <w:t>quantile</w:t>
-      </w:r>
-      <w:proofErr w:type="spellEnd"/>
-      <w:r>
-        <w:rPr>
-          <w:rFonts w:ascii="Times New Roman" w:hAnsi="Times New Roman" w:cs="Times New Roman"/>
-          <w:sz w:val="28"/>
-          <w:szCs w:val="28"/>
-        </w:rPr>
-        <w:t>(</w:t>
-      </w:r>
-      <w:proofErr w:type="gramEnd"/>
-      <w:r>
-        <w:rPr>
-          <w:rFonts w:ascii="Times New Roman" w:hAnsi="Times New Roman" w:cs="Times New Roman"/>
-          <w:sz w:val="28"/>
-          <w:szCs w:val="28"/>
-        </w:rPr>
-        <w:t>)</w:t>
+      <w:r>
+        <w:rPr>
+          <w:rFonts w:ascii="Times New Roman" w:hAnsi="Times New Roman" w:cs="Times New Roman"/>
+          <w:sz w:val="28"/>
+          <w:szCs w:val="28"/>
+        </w:rPr>
+        <w:t>Функция quantile() возвращает значение квантиля для данных. Квантили делят данные на равные части.</w:t>
       </w:r>
     </w:p>
     <w:p>
@@ -5335,35 +4680,7 @@
           <w:sz w:val="28"/>
           <w:szCs w:val="28"/>
         </w:rPr>
-        <w:t xml:space="preserve">Функция </w:t>
-      </w:r>
-      <w:proofErr w:type="spellStart"/>
-      <w:proofErr w:type="gramStart"/>
-      <w:r>
-        <w:rPr>
-          <w:rFonts w:ascii="Times New Roman" w:hAnsi="Times New Roman" w:cs="Times New Roman"/>
-          <w:sz w:val="28"/>
-          <w:szCs w:val="28"/>
-        </w:rPr>
-        <w:t>quantile</w:t>
-      </w:r>
-      <w:proofErr w:type="spellEnd"/>
-      <w:r>
-        <w:rPr>
-          <w:rFonts w:ascii="Times New Roman" w:hAnsi="Times New Roman" w:cs="Times New Roman"/>
-          <w:sz w:val="28"/>
-          <w:szCs w:val="28"/>
-        </w:rPr>
-        <w:t>(</w:t>
-      </w:r>
-      <w:proofErr w:type="gramEnd"/>
-      <w:r>
-        <w:rPr>
-          <w:rFonts w:ascii="Times New Roman" w:hAnsi="Times New Roman" w:cs="Times New Roman"/>
-          <w:sz w:val="28"/>
-          <w:szCs w:val="28"/>
-        </w:rPr>
-        <w:t>) возвращает значение квантиля для данных. Квантили делят данные на равные части.</w:t>
+        <w:t>0.1 квантиль: значение, которое делит 10% данных от минимального значения.</w:t>
       </w:r>
     </w:p>
     <w:p>
@@ -5384,7 +4701,7 @@
           <w:sz w:val="28"/>
           <w:szCs w:val="28"/>
         </w:rPr>
-        <w:t>0.1 квантиль: значение, которое делит 10% данных от минимального значения.</w:t>
+        <w:t>0.9 квантиль: значение, которое делит 90% данных от минимального значения.</w:t>
       </w:r>
     </w:p>
     <w:p>
@@ -5405,7 +4722,7 @@
           <w:sz w:val="28"/>
           <w:szCs w:val="28"/>
         </w:rPr>
-        <w:t>0.9 квантиль: значение, которое делит 90% данных от минимального значения.</w:t>
+        <w:t>25% (Q1) и 75% (Q3) квартили: значения, которые делят данные на четыре равные части (нижний и верхний квартиль).</w:t>
       </w:r>
     </w:p>
     <w:p>
@@ -5426,7 +4743,7 @@
           <w:sz w:val="28"/>
           <w:szCs w:val="28"/>
         </w:rPr>
-        <w:t>25% (Q1) и 75% (Q3) квартили: значения, которые делят данные на четыре равные части (нижний и верхний квартиль).</w:t>
+        <w:t>nunique()</w:t>
       </w:r>
     </w:p>
     <w:p>
@@ -5441,33 +4758,13 @@
           <w:szCs w:val="28"/>
         </w:rPr>
       </w:pPr>
-      <w:proofErr w:type="spellStart"/>
-      <w:proofErr w:type="gramStart"/>
-      <w:r>
-        <w:rPr>
-          <w:rFonts w:ascii="Times New Roman" w:hAnsi="Times New Roman" w:cs="Times New Roman"/>
-          <w:sz w:val="28"/>
-          <w:szCs w:val="28"/>
-        </w:rPr>
-        <w:t>nunique</w:t>
-      </w:r>
-      <w:proofErr w:type="spellEnd"/>
-      <w:r>
-        <w:rPr>
-          <w:rFonts w:ascii="Times New Roman" w:hAnsi="Times New Roman" w:cs="Times New Roman"/>
-          <w:sz w:val="28"/>
-          <w:szCs w:val="28"/>
-        </w:rPr>
-        <w:t>(</w:t>
-      </w:r>
-      <w:proofErr w:type="gramEnd"/>
-      <w:r>
-        <w:rPr>
-          <w:rFonts w:ascii="Times New Roman" w:hAnsi="Times New Roman" w:cs="Times New Roman"/>
-          <w:sz w:val="28"/>
-          <w:szCs w:val="28"/>
-        </w:rPr>
-        <w:t>)</w:t>
+      <w:r>
+        <w:rPr>
+          <w:rFonts w:ascii="Times New Roman" w:hAnsi="Times New Roman" w:cs="Times New Roman"/>
+          <w:sz w:val="28"/>
+          <w:szCs w:val="28"/>
+        </w:rPr>
+        <w:t>Функция nunique() возвращает количество уникальных значений в столбце данных.</w:t>
       </w:r>
     </w:p>
     <w:p>
@@ -5488,35 +4785,7 @@
           <w:sz w:val="28"/>
           <w:szCs w:val="28"/>
         </w:rPr>
-        <w:t xml:space="preserve">Функция </w:t>
-      </w:r>
-      <w:proofErr w:type="spellStart"/>
-      <w:proofErr w:type="gramStart"/>
-      <w:r>
-        <w:rPr>
-          <w:rFonts w:ascii="Times New Roman" w:hAnsi="Times New Roman" w:cs="Times New Roman"/>
-          <w:sz w:val="28"/>
-          <w:szCs w:val="28"/>
-        </w:rPr>
-        <w:t>nunique</w:t>
-      </w:r>
-      <w:proofErr w:type="spellEnd"/>
-      <w:r>
-        <w:rPr>
-          <w:rFonts w:ascii="Times New Roman" w:hAnsi="Times New Roman" w:cs="Times New Roman"/>
-          <w:sz w:val="28"/>
-          <w:szCs w:val="28"/>
-        </w:rPr>
-        <w:t>(</w:t>
-      </w:r>
-      <w:proofErr w:type="gramEnd"/>
-      <w:r>
-        <w:rPr>
-          <w:rFonts w:ascii="Times New Roman" w:hAnsi="Times New Roman" w:cs="Times New Roman"/>
-          <w:sz w:val="28"/>
-          <w:szCs w:val="28"/>
-        </w:rPr>
-        <w:t>) возвращает количество уникальных значений в столбце данных.</w:t>
+        <w:t>mode()</w:t>
       </w:r>
     </w:p>
     <w:p>
@@ -5531,33 +4800,13 @@
           <w:szCs w:val="28"/>
         </w:rPr>
       </w:pPr>
-      <w:proofErr w:type="spellStart"/>
-      <w:proofErr w:type="gramStart"/>
-      <w:r>
-        <w:rPr>
-          <w:rFonts w:ascii="Times New Roman" w:hAnsi="Times New Roman" w:cs="Times New Roman"/>
-          <w:sz w:val="28"/>
-          <w:szCs w:val="28"/>
-        </w:rPr>
-        <w:t>mode</w:t>
-      </w:r>
-      <w:proofErr w:type="spellEnd"/>
-      <w:r>
-        <w:rPr>
-          <w:rFonts w:ascii="Times New Roman" w:hAnsi="Times New Roman" w:cs="Times New Roman"/>
-          <w:sz w:val="28"/>
-          <w:szCs w:val="28"/>
-        </w:rPr>
-        <w:t>(</w:t>
-      </w:r>
-      <w:proofErr w:type="gramEnd"/>
-      <w:r>
-        <w:rPr>
-          <w:rFonts w:ascii="Times New Roman" w:hAnsi="Times New Roman" w:cs="Times New Roman"/>
-          <w:sz w:val="28"/>
-          <w:szCs w:val="28"/>
-        </w:rPr>
-        <w:t>)</w:t>
+      <w:r>
+        <w:rPr>
+          <w:rFonts w:ascii="Times New Roman" w:hAnsi="Times New Roman" w:cs="Times New Roman"/>
+          <w:sz w:val="28"/>
+          <w:szCs w:val="28"/>
+        </w:rPr>
+        <w:t>Функция mode() возвращает моду — наиболее часто встречающееся значение в наборе данных.</w:t>
       </w:r>
     </w:p>
     <w:p>
@@ -5578,35 +4827,7 @@
           <w:sz w:val="28"/>
           <w:szCs w:val="28"/>
         </w:rPr>
-        <w:t xml:space="preserve">Функция </w:t>
-      </w:r>
-      <w:proofErr w:type="spellStart"/>
-      <w:proofErr w:type="gramStart"/>
-      <w:r>
-        <w:rPr>
-          <w:rFonts w:ascii="Times New Roman" w:hAnsi="Times New Roman" w:cs="Times New Roman"/>
-          <w:sz w:val="28"/>
-          <w:szCs w:val="28"/>
-        </w:rPr>
-        <w:t>mode</w:t>
-      </w:r>
-      <w:proofErr w:type="spellEnd"/>
-      <w:r>
-        <w:rPr>
-          <w:rFonts w:ascii="Times New Roman" w:hAnsi="Times New Roman" w:cs="Times New Roman"/>
-          <w:sz w:val="28"/>
-          <w:szCs w:val="28"/>
-        </w:rPr>
-        <w:t>(</w:t>
-      </w:r>
-      <w:proofErr w:type="gramEnd"/>
-      <w:r>
-        <w:rPr>
-          <w:rFonts w:ascii="Times New Roman" w:hAnsi="Times New Roman" w:cs="Times New Roman"/>
-          <w:sz w:val="28"/>
-          <w:szCs w:val="28"/>
-        </w:rPr>
-        <w:t>) возвращает моду — наиболее часто встречающееся значение в наборе данных.</w:t>
+        <w:t>dropna()</w:t>
       </w:r>
     </w:p>
     <w:p>
@@ -5621,33 +4842,13 @@
           <w:szCs w:val="28"/>
         </w:rPr>
       </w:pPr>
-      <w:proofErr w:type="spellStart"/>
-      <w:proofErr w:type="gramStart"/>
-      <w:r>
-        <w:rPr>
-          <w:rFonts w:ascii="Times New Roman" w:hAnsi="Times New Roman" w:cs="Times New Roman"/>
-          <w:sz w:val="28"/>
-          <w:szCs w:val="28"/>
-        </w:rPr>
-        <w:t>dropna</w:t>
-      </w:r>
-      <w:proofErr w:type="spellEnd"/>
-      <w:r>
-        <w:rPr>
-          <w:rFonts w:ascii="Times New Roman" w:hAnsi="Times New Roman" w:cs="Times New Roman"/>
-          <w:sz w:val="28"/>
-          <w:szCs w:val="28"/>
-        </w:rPr>
-        <w:t>(</w:t>
-      </w:r>
-      <w:proofErr w:type="gramEnd"/>
-      <w:r>
-        <w:rPr>
-          <w:rFonts w:ascii="Times New Roman" w:hAnsi="Times New Roman" w:cs="Times New Roman"/>
-          <w:sz w:val="28"/>
-          <w:szCs w:val="28"/>
-        </w:rPr>
-        <w:t>)</w:t>
+      <w:r>
+        <w:rPr>
+          <w:rFonts w:ascii="Times New Roman" w:hAnsi="Times New Roman" w:cs="Times New Roman"/>
+          <w:sz w:val="28"/>
+          <w:szCs w:val="28"/>
+        </w:rPr>
+        <w:t>Функция dropna() удаляет пропуски (NaN) из DataFrame или Series.</w:t>
       </w:r>
     </w:p>
     <w:p>
@@ -5668,71 +4869,7 @@
           <w:sz w:val="28"/>
           <w:szCs w:val="28"/>
         </w:rPr>
-        <w:t xml:space="preserve">Функция </w:t>
-      </w:r>
-      <w:proofErr w:type="spellStart"/>
-      <w:proofErr w:type="gramStart"/>
-      <w:r>
-        <w:rPr>
-          <w:rFonts w:ascii="Times New Roman" w:hAnsi="Times New Roman" w:cs="Times New Roman"/>
-          <w:sz w:val="28"/>
-          <w:szCs w:val="28"/>
-        </w:rPr>
-        <w:t>dropna</w:t>
-      </w:r>
-      <w:proofErr w:type="spellEnd"/>
-      <w:r>
-        <w:rPr>
-          <w:rFonts w:ascii="Times New Roman" w:hAnsi="Times New Roman" w:cs="Times New Roman"/>
-          <w:sz w:val="28"/>
-          <w:szCs w:val="28"/>
-        </w:rPr>
-        <w:t>(</w:t>
-      </w:r>
-      <w:proofErr w:type="gramEnd"/>
-      <w:r>
-        <w:rPr>
-          <w:rFonts w:ascii="Times New Roman" w:hAnsi="Times New Roman" w:cs="Times New Roman"/>
-          <w:sz w:val="28"/>
-          <w:szCs w:val="28"/>
-        </w:rPr>
-        <w:t>) удаляет пропуски (</w:t>
-      </w:r>
-      <w:proofErr w:type="spellStart"/>
-      <w:r>
-        <w:rPr>
-          <w:rFonts w:ascii="Times New Roman" w:hAnsi="Times New Roman" w:cs="Times New Roman"/>
-          <w:sz w:val="28"/>
-          <w:szCs w:val="28"/>
-        </w:rPr>
-        <w:t>NaN</w:t>
-      </w:r>
-      <w:proofErr w:type="spellEnd"/>
-      <w:r>
-        <w:rPr>
-          <w:rFonts w:ascii="Times New Roman" w:hAnsi="Times New Roman" w:cs="Times New Roman"/>
-          <w:sz w:val="28"/>
-          <w:szCs w:val="28"/>
-        </w:rPr>
-        <w:t xml:space="preserve">) из </w:t>
-      </w:r>
-      <w:proofErr w:type="spellStart"/>
-      <w:r>
-        <w:rPr>
-          <w:rFonts w:ascii="Times New Roman" w:hAnsi="Times New Roman" w:cs="Times New Roman"/>
-          <w:sz w:val="28"/>
-          <w:szCs w:val="28"/>
-        </w:rPr>
-        <w:t>DataFrame</w:t>
-      </w:r>
-      <w:proofErr w:type="spellEnd"/>
-      <w:r>
-        <w:rPr>
-          <w:rFonts w:ascii="Times New Roman" w:hAnsi="Times New Roman" w:cs="Times New Roman"/>
-          <w:sz w:val="28"/>
-          <w:szCs w:val="28"/>
-        </w:rPr>
-        <w:t xml:space="preserve"> или Series.</w:t>
+        <w:t>get_dummies():</w:t>
       </w:r>
     </w:p>
     <w:p>
@@ -5747,41 +4884,13 @@
           <w:szCs w:val="28"/>
         </w:rPr>
       </w:pPr>
-      <w:proofErr w:type="spellStart"/>
-      <w:r>
-        <w:rPr>
-          <w:rFonts w:ascii="Times New Roman" w:hAnsi="Times New Roman" w:cs="Times New Roman"/>
-          <w:sz w:val="28"/>
-          <w:szCs w:val="28"/>
-        </w:rPr>
-        <w:t>get_</w:t>
-      </w:r>
-      <w:proofErr w:type="gramStart"/>
-      <w:r>
-        <w:rPr>
-          <w:rFonts w:ascii="Times New Roman" w:hAnsi="Times New Roman" w:cs="Times New Roman"/>
-          <w:sz w:val="28"/>
-          <w:szCs w:val="28"/>
-        </w:rPr>
-        <w:t>dummies</w:t>
-      </w:r>
-      <w:proofErr w:type="spellEnd"/>
-      <w:r>
-        <w:rPr>
-          <w:rFonts w:ascii="Times New Roman" w:hAnsi="Times New Roman" w:cs="Times New Roman"/>
-          <w:sz w:val="28"/>
-          <w:szCs w:val="28"/>
-        </w:rPr>
-        <w:t>(</w:t>
-      </w:r>
-      <w:proofErr w:type="gramEnd"/>
-      <w:r>
-        <w:rPr>
-          <w:rFonts w:ascii="Times New Roman" w:hAnsi="Times New Roman" w:cs="Times New Roman"/>
-          <w:sz w:val="28"/>
-          <w:szCs w:val="28"/>
-        </w:rPr>
-        <w:t>):</w:t>
+      <w:r>
+        <w:rPr>
+          <w:rFonts w:ascii="Times New Roman" w:hAnsi="Times New Roman" w:cs="Times New Roman"/>
+          <w:sz w:val="28"/>
+          <w:szCs w:val="28"/>
+        </w:rPr>
+        <w:t>Преобразует категориальные переменные в числовые (к примеру, с помощью OneHotEncoding), что позволяет использовать их в числовых расчетах и моделях.</w:t>
       </w:r>
     </w:p>
     <w:p>
@@ -5802,25 +4911,7 @@
           <w:sz w:val="28"/>
           <w:szCs w:val="28"/>
         </w:rPr>
-        <w:t xml:space="preserve">Преобразует категориальные переменные в числовые (к примеру, с помощью </w:t>
-      </w:r>
-      <w:proofErr w:type="spellStart"/>
-      <w:r>
-        <w:rPr>
-          <w:rFonts w:ascii="Times New Roman" w:hAnsi="Times New Roman" w:cs="Times New Roman"/>
-          <w:sz w:val="28"/>
-          <w:szCs w:val="28"/>
-        </w:rPr>
-        <w:t>OneHotEncoding</w:t>
-      </w:r>
-      <w:proofErr w:type="spellEnd"/>
-      <w:r>
-        <w:rPr>
-          <w:rFonts w:ascii="Times New Roman" w:hAnsi="Times New Roman" w:cs="Times New Roman"/>
-          <w:sz w:val="28"/>
-          <w:szCs w:val="28"/>
-        </w:rPr>
-        <w:t>), что позволяет использовать их в числовых расчетах и моделях.</w:t>
+        <w:t>corr()</w:t>
       </w:r>
     </w:p>
     <w:p>
@@ -5835,33 +4926,13 @@
           <w:szCs w:val="28"/>
         </w:rPr>
       </w:pPr>
-      <w:proofErr w:type="spellStart"/>
-      <w:proofErr w:type="gramStart"/>
-      <w:r>
-        <w:rPr>
-          <w:rFonts w:ascii="Times New Roman" w:hAnsi="Times New Roman" w:cs="Times New Roman"/>
-          <w:sz w:val="28"/>
-          <w:szCs w:val="28"/>
-        </w:rPr>
-        <w:t>corr</w:t>
-      </w:r>
-      <w:proofErr w:type="spellEnd"/>
-      <w:r>
-        <w:rPr>
-          <w:rFonts w:ascii="Times New Roman" w:hAnsi="Times New Roman" w:cs="Times New Roman"/>
-          <w:sz w:val="28"/>
-          <w:szCs w:val="28"/>
-        </w:rPr>
-        <w:t>(</w:t>
-      </w:r>
-      <w:proofErr w:type="gramEnd"/>
-      <w:r>
-        <w:rPr>
-          <w:rFonts w:ascii="Times New Roman" w:hAnsi="Times New Roman" w:cs="Times New Roman"/>
-          <w:sz w:val="28"/>
-          <w:szCs w:val="28"/>
-        </w:rPr>
-        <w:t>)</w:t>
+      <w:r>
+        <w:rPr>
+          <w:rFonts w:ascii="Times New Roman" w:hAnsi="Times New Roman" w:cs="Times New Roman"/>
+          <w:sz w:val="28"/>
+          <w:szCs w:val="28"/>
+        </w:rPr>
+        <w:t>Вычисляет корреляцию между числовыми столбцами DataFrame, используется для анализа взаимосвязей между признаками.</w:t>
       </w:r>
     </w:p>
     <w:p>
@@ -5882,25 +4953,7 @@
           <w:sz w:val="28"/>
           <w:szCs w:val="28"/>
         </w:rPr>
-        <w:t xml:space="preserve">Вычисляет корреляцию между числовыми столбцами </w:t>
-      </w:r>
-      <w:proofErr w:type="spellStart"/>
-      <w:r>
-        <w:rPr>
-          <w:rFonts w:ascii="Times New Roman" w:hAnsi="Times New Roman" w:cs="Times New Roman"/>
-          <w:sz w:val="28"/>
-          <w:szCs w:val="28"/>
-        </w:rPr>
-        <w:t>DataFrame</w:t>
-      </w:r>
-      <w:proofErr w:type="spellEnd"/>
-      <w:r>
-        <w:rPr>
-          <w:rFonts w:ascii="Times New Roman" w:hAnsi="Times New Roman" w:cs="Times New Roman"/>
-          <w:sz w:val="28"/>
-          <w:szCs w:val="28"/>
-        </w:rPr>
-        <w:t>, используется для анализа взаимосвязей между признаками.</w:t>
+        <w:t>stats.ttest_ind()</w:t>
       </w:r>
     </w:p>
     <w:p>
@@ -5915,51 +4968,13 @@
           <w:szCs w:val="28"/>
         </w:rPr>
       </w:pPr>
-      <w:proofErr w:type="spellStart"/>
-      <w:proofErr w:type="gramStart"/>
-      <w:r>
-        <w:rPr>
-          <w:rFonts w:ascii="Times New Roman" w:hAnsi="Times New Roman" w:cs="Times New Roman"/>
-          <w:sz w:val="28"/>
-          <w:szCs w:val="28"/>
-        </w:rPr>
-        <w:t>stats.ttest</w:t>
-      </w:r>
-      <w:proofErr w:type="gramEnd"/>
-      <w:r>
-        <w:rPr>
-          <w:rFonts w:ascii="Times New Roman" w:hAnsi="Times New Roman" w:cs="Times New Roman"/>
-          <w:sz w:val="28"/>
-          <w:szCs w:val="28"/>
-        </w:rPr>
-        <w:t>_</w:t>
-      </w:r>
-      <w:proofErr w:type="gramStart"/>
-      <w:r>
-        <w:rPr>
-          <w:rFonts w:ascii="Times New Roman" w:hAnsi="Times New Roman" w:cs="Times New Roman"/>
-          <w:sz w:val="28"/>
-          <w:szCs w:val="28"/>
-        </w:rPr>
-        <w:t>ind</w:t>
-      </w:r>
-      <w:proofErr w:type="spellEnd"/>
-      <w:r>
-        <w:rPr>
-          <w:rFonts w:ascii="Times New Roman" w:hAnsi="Times New Roman" w:cs="Times New Roman"/>
-          <w:sz w:val="28"/>
-          <w:szCs w:val="28"/>
-        </w:rPr>
-        <w:t>(</w:t>
-      </w:r>
-      <w:proofErr w:type="gramEnd"/>
-      <w:r>
-        <w:rPr>
-          <w:rFonts w:ascii="Times New Roman" w:hAnsi="Times New Roman" w:cs="Times New Roman"/>
-          <w:sz w:val="28"/>
-          <w:szCs w:val="28"/>
-        </w:rPr>
-        <w:t>)</w:t>
+      <w:r>
+        <w:rPr>
+          <w:rFonts w:ascii="Times New Roman" w:hAnsi="Times New Roman" w:cs="Times New Roman"/>
+          <w:sz w:val="28"/>
+          <w:szCs w:val="28"/>
+        </w:rPr>
+        <w:t>Проводит t-тест для независимых выборок.</w:t>
       </w:r>
     </w:p>
     <w:p>
@@ -5980,7 +4995,7 @@
           <w:sz w:val="28"/>
           <w:szCs w:val="28"/>
         </w:rPr>
-        <w:t>Проводит t-тест для независимых выборок.</w:t>
+        <w:t>stats.pearsonr()</w:t>
       </w:r>
     </w:p>
     <w:p>
@@ -5995,46 +5010,12 @@
           <w:szCs w:val="28"/>
         </w:rPr>
       </w:pPr>
-      <w:proofErr w:type="spellStart"/>
-      <w:proofErr w:type="gramStart"/>
-      <w:r>
-        <w:rPr>
-          <w:rFonts w:ascii="Times New Roman" w:hAnsi="Times New Roman" w:cs="Times New Roman"/>
-          <w:sz w:val="28"/>
-          <w:szCs w:val="28"/>
-        </w:rPr>
-        <w:t>stats.pearsonr</w:t>
-      </w:r>
-      <w:proofErr w:type="spellEnd"/>
-      <w:proofErr w:type="gramEnd"/>
-      <w:r>
-        <w:rPr>
-          <w:rFonts w:ascii="Times New Roman" w:hAnsi="Times New Roman" w:cs="Times New Roman"/>
-          <w:sz w:val="28"/>
-          <w:szCs w:val="28"/>
-        </w:rPr>
-        <w:t>()</w:t>
-      </w:r>
-    </w:p>
-    <w:p>
-      <w:pPr>
-        <w:spacing w:line="360" w:lineRule="auto"/>
-        <w:ind w:firstLine="709"/>
-        <w:contextualSpacing/>
-        <w:jc w:val="both"/>
-        <w:rPr>
-          <w:rFonts w:ascii="Times New Roman" w:hAnsi="Times New Roman" w:cs="Times New Roman"/>
-          <w:sz w:val="28"/>
-          <w:szCs w:val="28"/>
-        </w:rPr>
-      </w:pPr>
-      <w:r>
-        <w:rPr>
-          <w:rFonts w:ascii="Times New Roman" w:hAnsi="Times New Roman" w:cs="Times New Roman"/>
-          <w:sz w:val="28"/>
-          <w:szCs w:val="28"/>
-        </w:rPr>
-        <w:lastRenderedPageBreak/>
+      <w:r>
+        <w:rPr>
+          <w:rFonts w:ascii="Times New Roman" w:hAnsi="Times New Roman" w:cs="Times New Roman"/>
+          <w:sz w:val="28"/>
+          <w:szCs w:val="28"/>
+        </w:rPr>
         <w:t>Рассчитывает коэффициент корреляции Пирсона между двумя переменными. Используется для проверки гипотезы о наличии линейной связи между весом машины и расходом топлива.</w:t>
       </w:r>
     </w:p>
@@ -6061,6 +5042,7 @@
           <w:szCs w:val="28"/>
           <w:lang w:eastAsia="ru-RU"/>
         </w:rPr>
+        <w:lastRenderedPageBreak/>
         <w:t>Интерфейс</w:t>
       </w:r>
       <w:bookmarkEnd w:id="6"/>
@@ -6140,6 +5122,7 @@
       <w:r>
         <w:rPr>
           <w:rFonts w:ascii="Times New Roman" w:hAnsi="Times New Roman" w:cs="Times New Roman"/>
+          <w:noProof/>
           <w:sz w:val="28"/>
           <w:szCs w:val="28"/>
           <w:lang w:eastAsia="ru-RU"/>
@@ -6329,7 +5312,6 @@
           <w:sz w:val="28"/>
           <w:szCs w:val="28"/>
         </w:rPr>
-        <w:lastRenderedPageBreak/>
         <w:t>Числовые переменные</w:t>
       </w:r>
     </w:p>
@@ -6344,23 +5326,13 @@
           <w:szCs w:val="28"/>
         </w:rPr>
       </w:pPr>
-      <w:proofErr w:type="spellStart"/>
-      <w:r>
-        <w:rPr>
-          <w:rFonts w:ascii="Times New Roman" w:hAnsi="Times New Roman" w:cs="Times New Roman"/>
-          <w:sz w:val="28"/>
-          <w:szCs w:val="28"/>
-        </w:rPr>
-        <w:t>mpg</w:t>
-      </w:r>
-      <w:proofErr w:type="spellEnd"/>
-      <w:r>
-        <w:rPr>
-          <w:rFonts w:ascii="Times New Roman" w:hAnsi="Times New Roman" w:cs="Times New Roman"/>
-          <w:sz w:val="28"/>
-          <w:szCs w:val="28"/>
-        </w:rPr>
-        <w:t xml:space="preserve"> (расход топлива в милях на галлон):</w:t>
+      <w:r>
+        <w:rPr>
+          <w:rFonts w:ascii="Times New Roman" w:hAnsi="Times New Roman" w:cs="Times New Roman"/>
+          <w:sz w:val="28"/>
+          <w:szCs w:val="28"/>
+        </w:rPr>
+        <w:t>mpg (расход топлива в милях на галлон):</w:t>
       </w:r>
     </w:p>
     <w:p>
@@ -6384,6 +5356,7 @@
           <w:sz w:val="28"/>
           <w:szCs w:val="28"/>
         </w:rPr>
+        <w:lastRenderedPageBreak/>
         <w:t>Минимальное значение: 9.0</w:t>
       </w:r>
     </w:p>
@@ -6616,25 +5589,7 @@
           <w:sz w:val="28"/>
           <w:szCs w:val="28"/>
         </w:rPr>
-        <w:t>Расход топлива (</w:t>
-      </w:r>
-      <w:proofErr w:type="spellStart"/>
-      <w:r>
-        <w:rPr>
-          <w:rFonts w:ascii="Times New Roman" w:hAnsi="Times New Roman" w:cs="Times New Roman"/>
-          <w:sz w:val="28"/>
-          <w:szCs w:val="28"/>
-        </w:rPr>
-        <w:t>mpg</w:t>
-      </w:r>
-      <w:proofErr w:type="spellEnd"/>
-      <w:r>
-        <w:rPr>
-          <w:rFonts w:ascii="Times New Roman" w:hAnsi="Times New Roman" w:cs="Times New Roman"/>
-          <w:sz w:val="28"/>
-          <w:szCs w:val="28"/>
-        </w:rPr>
-        <w:t>) имеет нормальное распределение, поскольку медиана близка к среднему значению.</w:t>
+        <w:t>Расход топлива (mpg) имеет нормальное распределение, поскольку медиана близка к среднему значению.</w:t>
       </w:r>
     </w:p>
     <w:p>
@@ -6688,23 +5643,13 @@
           <w:szCs w:val="28"/>
         </w:rPr>
       </w:pPr>
-      <w:proofErr w:type="spellStart"/>
-      <w:r>
-        <w:rPr>
-          <w:rFonts w:ascii="Times New Roman" w:hAnsi="Times New Roman" w:cs="Times New Roman"/>
-          <w:sz w:val="28"/>
-          <w:szCs w:val="28"/>
-        </w:rPr>
-        <w:t>cylinders</w:t>
-      </w:r>
-      <w:proofErr w:type="spellEnd"/>
-      <w:r>
-        <w:rPr>
-          <w:rFonts w:ascii="Times New Roman" w:hAnsi="Times New Roman" w:cs="Times New Roman"/>
-          <w:sz w:val="28"/>
-          <w:szCs w:val="28"/>
-        </w:rPr>
-        <w:t xml:space="preserve"> (количество цилиндров):</w:t>
+      <w:r>
+        <w:rPr>
+          <w:rFonts w:ascii="Times New Roman" w:hAnsi="Times New Roman" w:cs="Times New Roman"/>
+          <w:sz w:val="28"/>
+          <w:szCs w:val="28"/>
+        </w:rPr>
+        <w:t>cylinders (количество цилиндров):</w:t>
       </w:r>
     </w:p>
     <w:p>
@@ -6896,7 +5841,6 @@
           <w:sz w:val="28"/>
           <w:szCs w:val="28"/>
         </w:rPr>
-        <w:lastRenderedPageBreak/>
         <w:t>Q1 (25%): 4</w:t>
       </w:r>
     </w:p>
@@ -6941,6 +5885,7 @@
           <w:sz w:val="28"/>
           <w:szCs w:val="28"/>
         </w:rPr>
+        <w:lastRenderedPageBreak/>
         <w:t>Анализ:</w:t>
       </w:r>
     </w:p>
@@ -6995,23 +5940,13 @@
           <w:szCs w:val="28"/>
         </w:rPr>
       </w:pPr>
-      <w:proofErr w:type="spellStart"/>
-      <w:r>
-        <w:rPr>
-          <w:rFonts w:ascii="Times New Roman" w:hAnsi="Times New Roman" w:cs="Times New Roman"/>
-          <w:sz w:val="28"/>
-          <w:szCs w:val="28"/>
-        </w:rPr>
-        <w:t>displacement</w:t>
-      </w:r>
-      <w:proofErr w:type="spellEnd"/>
-      <w:r>
-        <w:rPr>
-          <w:rFonts w:ascii="Times New Roman" w:hAnsi="Times New Roman" w:cs="Times New Roman"/>
-          <w:sz w:val="28"/>
-          <w:szCs w:val="28"/>
-        </w:rPr>
-        <w:t xml:space="preserve"> (рабочий объем двигателя в кубических дюймах):</w:t>
+      <w:r>
+        <w:rPr>
+          <w:rFonts w:ascii="Times New Roman" w:hAnsi="Times New Roman" w:cs="Times New Roman"/>
+          <w:sz w:val="28"/>
+          <w:szCs w:val="28"/>
+        </w:rPr>
+        <w:t>displacement (рабочий объем двигателя в кубических дюймах):</w:t>
       </w:r>
     </w:p>
     <w:p>
@@ -7301,23 +6236,13 @@
           <w:szCs w:val="28"/>
         </w:rPr>
       </w:pPr>
-      <w:proofErr w:type="spellStart"/>
-      <w:r>
-        <w:rPr>
-          <w:rFonts w:ascii="Times New Roman" w:hAnsi="Times New Roman" w:cs="Times New Roman"/>
-          <w:sz w:val="28"/>
-          <w:szCs w:val="28"/>
-        </w:rPr>
-        <w:t>horsepower</w:t>
-      </w:r>
-      <w:proofErr w:type="spellEnd"/>
-      <w:r>
-        <w:rPr>
-          <w:rFonts w:ascii="Times New Roman" w:hAnsi="Times New Roman" w:cs="Times New Roman"/>
-          <w:sz w:val="28"/>
-          <w:szCs w:val="28"/>
-        </w:rPr>
-        <w:t xml:space="preserve"> (мощность двигателя):</w:t>
+      <w:r>
+        <w:rPr>
+          <w:rFonts w:ascii="Times New Roman" w:hAnsi="Times New Roman" w:cs="Times New Roman"/>
+          <w:sz w:val="28"/>
+          <w:szCs w:val="28"/>
+        </w:rPr>
+        <w:t>horsepower (мощность двигателя):</w:t>
       </w:r>
     </w:p>
     <w:p>
@@ -7389,7 +6314,6 @@
           <w:sz w:val="28"/>
           <w:szCs w:val="28"/>
         </w:rPr>
-        <w:lastRenderedPageBreak/>
         <w:t>Среднее значение: 104.469</w:t>
       </w:r>
     </w:p>
@@ -7438,6 +6362,7 @@
           <w:sz w:val="28"/>
           <w:szCs w:val="28"/>
         </w:rPr>
+        <w:lastRenderedPageBreak/>
         <w:t>Дисперсия: 1481.569</w:t>
       </w:r>
     </w:p>
@@ -7608,23 +6533,13 @@
           <w:szCs w:val="28"/>
         </w:rPr>
       </w:pPr>
-      <w:proofErr w:type="spellStart"/>
-      <w:r>
-        <w:rPr>
-          <w:rFonts w:ascii="Times New Roman" w:hAnsi="Times New Roman" w:cs="Times New Roman"/>
-          <w:sz w:val="28"/>
-          <w:szCs w:val="28"/>
-        </w:rPr>
-        <w:t>weight</w:t>
-      </w:r>
-      <w:proofErr w:type="spellEnd"/>
-      <w:r>
-        <w:rPr>
-          <w:rFonts w:ascii="Times New Roman" w:hAnsi="Times New Roman" w:cs="Times New Roman"/>
-          <w:sz w:val="28"/>
-          <w:szCs w:val="28"/>
-        </w:rPr>
-        <w:t xml:space="preserve"> (масса автомобиля):</w:t>
+      <w:r>
+        <w:rPr>
+          <w:rFonts w:ascii="Times New Roman" w:hAnsi="Times New Roman" w:cs="Times New Roman"/>
+          <w:sz w:val="28"/>
+          <w:szCs w:val="28"/>
+        </w:rPr>
+        <w:t>weight (масса автомобиля):</w:t>
       </w:r>
     </w:p>
     <w:p>
@@ -7914,24 +6829,13 @@
           <w:szCs w:val="28"/>
         </w:rPr>
       </w:pPr>
-      <w:proofErr w:type="spellStart"/>
-      <w:r>
-        <w:rPr>
-          <w:rFonts w:ascii="Times New Roman" w:hAnsi="Times New Roman" w:cs="Times New Roman"/>
-          <w:sz w:val="28"/>
-          <w:szCs w:val="28"/>
-        </w:rPr>
-        <w:lastRenderedPageBreak/>
-        <w:t>acceleration</w:t>
-      </w:r>
-      <w:proofErr w:type="spellEnd"/>
-      <w:r>
-        <w:rPr>
-          <w:rFonts w:ascii="Times New Roman" w:hAnsi="Times New Roman" w:cs="Times New Roman"/>
-          <w:sz w:val="28"/>
-          <w:szCs w:val="28"/>
-        </w:rPr>
-        <w:t xml:space="preserve"> (ускорение):</w:t>
+      <w:r>
+        <w:rPr>
+          <w:rFonts w:ascii="Times New Roman" w:hAnsi="Times New Roman" w:cs="Times New Roman"/>
+          <w:sz w:val="28"/>
+          <w:szCs w:val="28"/>
+        </w:rPr>
+        <w:t>acceleration (ускорение):</w:t>
       </w:r>
     </w:p>
     <w:p>
@@ -7955,6 +6859,7 @@
           <w:sz w:val="28"/>
           <w:szCs w:val="28"/>
         </w:rPr>
+        <w:lastRenderedPageBreak/>
         <w:t>Минимальное значение: 8.0</w:t>
       </w:r>
     </w:p>
@@ -8221,23 +7126,13 @@
           <w:szCs w:val="28"/>
         </w:rPr>
       </w:pPr>
-      <w:proofErr w:type="spellStart"/>
-      <w:r>
-        <w:rPr>
-          <w:rFonts w:ascii="Times New Roman" w:hAnsi="Times New Roman" w:cs="Times New Roman"/>
-          <w:sz w:val="28"/>
-          <w:szCs w:val="28"/>
-        </w:rPr>
-        <w:t>model_year</w:t>
-      </w:r>
-      <w:proofErr w:type="spellEnd"/>
-      <w:r>
-        <w:rPr>
-          <w:rFonts w:ascii="Times New Roman" w:hAnsi="Times New Roman" w:cs="Times New Roman"/>
-          <w:sz w:val="28"/>
-          <w:szCs w:val="28"/>
-        </w:rPr>
-        <w:t xml:space="preserve"> (год модели):</w:t>
+      <w:r>
+        <w:rPr>
+          <w:rFonts w:ascii="Times New Roman" w:hAnsi="Times New Roman" w:cs="Times New Roman"/>
+          <w:sz w:val="28"/>
+          <w:szCs w:val="28"/>
+        </w:rPr>
+        <w:t>model_year (год модели):</w:t>
       </w:r>
     </w:p>
     <w:p>
@@ -8493,27 +7388,27 @@
           <w:sz w:val="28"/>
           <w:szCs w:val="28"/>
         </w:rPr>
+        <w:t>Год выпуска автомобилей варьируется с 1970 по 1982 годы, большинство автомобилей выпущены в период с 1973 по 1979 годы.</w:t>
+      </w:r>
+    </w:p>
+    <w:p>
+      <w:pPr>
+        <w:spacing w:line="360" w:lineRule="auto"/>
+        <w:ind w:firstLine="709"/>
+        <w:jc w:val="both"/>
+        <w:rPr>
+          <w:rFonts w:ascii="Times New Roman" w:hAnsi="Times New Roman" w:cs="Times New Roman"/>
+          <w:sz w:val="28"/>
+          <w:szCs w:val="28"/>
+        </w:rPr>
+      </w:pPr>
+      <w:r>
+        <w:rPr>
+          <w:rFonts w:ascii="Times New Roman" w:hAnsi="Times New Roman" w:cs="Times New Roman"/>
+          <w:sz w:val="28"/>
+          <w:szCs w:val="28"/>
+        </w:rPr>
         <w:lastRenderedPageBreak/>
-        <w:t>Год выпуска автомобилей варьируется с 1970 по 1982 годы, большинство автомобилей выпущены в период с 1973 по 1979 годы.</w:t>
-      </w:r>
-    </w:p>
-    <w:p>
-      <w:pPr>
-        <w:spacing w:line="360" w:lineRule="auto"/>
-        <w:ind w:firstLine="709"/>
-        <w:jc w:val="both"/>
-        <w:rPr>
-          <w:rFonts w:ascii="Times New Roman" w:hAnsi="Times New Roman" w:cs="Times New Roman"/>
-          <w:sz w:val="28"/>
-          <w:szCs w:val="28"/>
-        </w:rPr>
-      </w:pPr>
-      <w:r>
-        <w:rPr>
-          <w:rFonts w:ascii="Times New Roman" w:hAnsi="Times New Roman" w:cs="Times New Roman"/>
-          <w:sz w:val="28"/>
-          <w:szCs w:val="28"/>
-        </w:rPr>
         <w:t>Категориальные переменные</w:t>
       </w:r>
     </w:p>
@@ -8528,23 +7423,13 @@
           <w:szCs w:val="28"/>
         </w:rPr>
       </w:pPr>
-      <w:proofErr w:type="spellStart"/>
-      <w:r>
-        <w:rPr>
-          <w:rFonts w:ascii="Times New Roman" w:hAnsi="Times New Roman" w:cs="Times New Roman"/>
-          <w:sz w:val="28"/>
-          <w:szCs w:val="28"/>
-        </w:rPr>
-        <w:t>origin</w:t>
-      </w:r>
-      <w:proofErr w:type="spellEnd"/>
-      <w:r>
-        <w:rPr>
-          <w:rFonts w:ascii="Times New Roman" w:hAnsi="Times New Roman" w:cs="Times New Roman"/>
-          <w:sz w:val="28"/>
-          <w:szCs w:val="28"/>
-        </w:rPr>
-        <w:t xml:space="preserve"> (страна происхождения):</w:t>
+      <w:r>
+        <w:rPr>
+          <w:rFonts w:ascii="Times New Roman" w:hAnsi="Times New Roman" w:cs="Times New Roman"/>
+          <w:sz w:val="28"/>
+          <w:szCs w:val="28"/>
+        </w:rPr>
+        <w:t>origin (страна происхождения):</w:t>
       </w:r>
     </w:p>
     <w:p>
@@ -8638,23 +7523,13 @@
           <w:szCs w:val="28"/>
         </w:rPr>
       </w:pPr>
-      <w:proofErr w:type="spellStart"/>
-      <w:r>
-        <w:rPr>
-          <w:rFonts w:ascii="Times New Roman" w:hAnsi="Times New Roman" w:cs="Times New Roman"/>
-          <w:sz w:val="28"/>
-          <w:szCs w:val="28"/>
-        </w:rPr>
-        <w:t>name</w:t>
-      </w:r>
-      <w:proofErr w:type="spellEnd"/>
-      <w:r>
-        <w:rPr>
-          <w:rFonts w:ascii="Times New Roman" w:hAnsi="Times New Roman" w:cs="Times New Roman"/>
-          <w:sz w:val="28"/>
-          <w:szCs w:val="28"/>
-        </w:rPr>
-        <w:t xml:space="preserve"> (модель автомобиля):</w:t>
+      <w:r>
+        <w:rPr>
+          <w:rFonts w:ascii="Times New Roman" w:hAnsi="Times New Roman" w:cs="Times New Roman"/>
+          <w:sz w:val="28"/>
+          <w:szCs w:val="28"/>
+        </w:rPr>
+        <w:t>name (модель автомобиля):</w:t>
       </w:r>
     </w:p>
     <w:p>
@@ -8694,36 +7569,8 @@
           <w:sz w:val="28"/>
           <w:szCs w:val="28"/>
         </w:rPr>
-        <w:t xml:space="preserve">Мода: </w:t>
-      </w:r>
-      <w:proofErr w:type="spellStart"/>
-      <w:r>
-        <w:rPr>
-          <w:rFonts w:ascii="Times New Roman" w:hAnsi="Times New Roman" w:cs="Times New Roman"/>
-          <w:sz w:val="28"/>
-          <w:szCs w:val="28"/>
-        </w:rPr>
-        <w:t>ford</w:t>
-      </w:r>
-      <w:proofErr w:type="spellEnd"/>
-      <w:r>
-        <w:rPr>
-          <w:rFonts w:ascii="Times New Roman" w:hAnsi="Times New Roman" w:cs="Times New Roman"/>
-          <w:sz w:val="28"/>
-          <w:szCs w:val="28"/>
-        </w:rPr>
-        <w:t xml:space="preserve"> </w:t>
-      </w:r>
-      <w:proofErr w:type="spellStart"/>
-      <w:r>
-        <w:rPr>
-          <w:rFonts w:ascii="Times New Roman" w:hAnsi="Times New Roman" w:cs="Times New Roman"/>
-          <w:sz w:val="28"/>
-          <w:szCs w:val="28"/>
-        </w:rPr>
-        <w:t>pinto</w:t>
-      </w:r>
-      <w:proofErr w:type="spellEnd"/>
+        <w:t>Мода: ford pinto</w:t>
+      </w:r>
     </w:p>
     <w:p>
       <w:pPr>
@@ -8762,25 +7609,7 @@
           <w:sz w:val="28"/>
           <w:szCs w:val="28"/>
         </w:rPr>
-        <w:t xml:space="preserve">В датасете присутствует большое количество уникальных моделей автомобилей (305), при этом наиболее часто встречающаяся модель — Ford </w:t>
-      </w:r>
-      <w:proofErr w:type="spellStart"/>
-      <w:r>
-        <w:rPr>
-          <w:rFonts w:ascii="Times New Roman" w:hAnsi="Times New Roman" w:cs="Times New Roman"/>
-          <w:sz w:val="28"/>
-          <w:szCs w:val="28"/>
-        </w:rPr>
-        <w:t>Pinto</w:t>
-      </w:r>
-      <w:proofErr w:type="spellEnd"/>
-      <w:r>
-        <w:rPr>
-          <w:rFonts w:ascii="Times New Roman" w:hAnsi="Times New Roman" w:cs="Times New Roman"/>
-          <w:sz w:val="28"/>
-          <w:szCs w:val="28"/>
-        </w:rPr>
-        <w:t>.</w:t>
+        <w:t>В датасете присутствует большое количество уникальных моделей автомобилей (305), при этом наиболее часто встречающаяся модель — Ford Pinto.</w:t>
       </w:r>
     </w:p>
     <w:p>
@@ -8860,8 +7689,20 @@
           <w:sz w:val="28"/>
           <w:szCs w:val="28"/>
         </w:rPr>
-        <w:t xml:space="preserve">Мощность и масса: Мощность двигателя и масса автомобилей показывают разнообразие в автомобилях. В то время как большинство автомобилей </w:t>
-      </w:r>
+        <w:t>Мощность и масса: Мощность двигателя и масса автомобилей показывают разнообразие в автомобилях. В то время как большинство автомобилей имеют мощность между 67 и 157 л.с., масса автомобилей варьируется от 1613 до 5140 фунтов.</w:t>
+      </w:r>
+    </w:p>
+    <w:p>
+      <w:pPr>
+        <w:spacing w:line="360" w:lineRule="auto"/>
+        <w:ind w:firstLine="709"/>
+        <w:jc w:val="both"/>
+        <w:rPr>
+          <w:rFonts w:ascii="Times New Roman" w:hAnsi="Times New Roman" w:cs="Times New Roman"/>
+          <w:sz w:val="28"/>
+          <w:szCs w:val="28"/>
+        </w:rPr>
+      </w:pPr>
       <w:r>
         <w:rPr>
           <w:rFonts w:ascii="Times New Roman" w:hAnsi="Times New Roman" w:cs="Times New Roman"/>
@@ -8869,26 +7710,6 @@
           <w:szCs w:val="28"/>
         </w:rPr>
         <w:lastRenderedPageBreak/>
-        <w:t>имеют мощность между 67 и 157 л.с., масса автомобилей варьируется от 1613 до 5140 фунтов.</w:t>
-      </w:r>
-    </w:p>
-    <w:p>
-      <w:pPr>
-        <w:spacing w:line="360" w:lineRule="auto"/>
-        <w:ind w:firstLine="709"/>
-        <w:jc w:val="both"/>
-        <w:rPr>
-          <w:rFonts w:ascii="Times New Roman" w:hAnsi="Times New Roman" w:cs="Times New Roman"/>
-          <w:sz w:val="28"/>
-          <w:szCs w:val="28"/>
-        </w:rPr>
-      </w:pPr>
-      <w:r>
-        <w:rPr>
-          <w:rFonts w:ascii="Times New Roman" w:hAnsi="Times New Roman" w:cs="Times New Roman"/>
-          <w:sz w:val="28"/>
-          <w:szCs w:val="28"/>
-        </w:rPr>
         <w:t>Страна происхождения: Наибольшее количество автомобилей в датасете произведено в США, следом идут автомобили из Европы и Японии.</w:t>
       </w:r>
     </w:p>
@@ -9059,25 +7880,7 @@
           <w:sz w:val="28"/>
           <w:szCs w:val="28"/>
         </w:rPr>
-        <w:t>H0 (нулевая гипотеза): Средний расход топлива (</w:t>
-      </w:r>
-      <w:proofErr w:type="spellStart"/>
-      <w:r>
-        <w:rPr>
-          <w:rFonts w:ascii="Times New Roman" w:hAnsi="Times New Roman" w:cs="Times New Roman"/>
-          <w:sz w:val="28"/>
-          <w:szCs w:val="28"/>
-        </w:rPr>
-        <w:t>mpg</w:t>
-      </w:r>
-      <w:proofErr w:type="spellEnd"/>
-      <w:r>
-        <w:rPr>
-          <w:rFonts w:ascii="Times New Roman" w:hAnsi="Times New Roman" w:cs="Times New Roman"/>
-          <w:sz w:val="28"/>
-          <w:szCs w:val="28"/>
-        </w:rPr>
-        <w:t>) не отличается для автомобилей из США и Европы.</w:t>
+        <w:t>H0 (нулевая гипотеза): Средний расход топлива (mpg) не отличается для автомобилей из США и Европы.</w:t>
       </w:r>
     </w:p>
     <w:p>
@@ -9098,25 +7901,7 @@
           <w:sz w:val="28"/>
           <w:szCs w:val="28"/>
         </w:rPr>
-        <w:t>H1 (альтернативная гипотеза): Средний расход топлива (</w:t>
-      </w:r>
-      <w:proofErr w:type="spellStart"/>
-      <w:r>
-        <w:rPr>
-          <w:rFonts w:ascii="Times New Roman" w:hAnsi="Times New Roman" w:cs="Times New Roman"/>
-          <w:sz w:val="28"/>
-          <w:szCs w:val="28"/>
-        </w:rPr>
-        <w:t>mpg</w:t>
-      </w:r>
-      <w:proofErr w:type="spellEnd"/>
-      <w:r>
-        <w:rPr>
-          <w:rFonts w:ascii="Times New Roman" w:hAnsi="Times New Roman" w:cs="Times New Roman"/>
-          <w:sz w:val="28"/>
-          <w:szCs w:val="28"/>
-        </w:rPr>
-        <w:t>) отличается для автомобилей из США и Европы.</w:t>
+        <w:t>H1 (альтернативная гипотеза): Средний расход топлива (mpg) отличается для автомобилей из США и Европы.</w:t>
       </w:r>
     </w:p>
     <w:p>
@@ -9179,25 +7964,7 @@
           <w:sz w:val="28"/>
           <w:szCs w:val="28"/>
         </w:rPr>
-        <w:t>p-</w:t>
-      </w:r>
-      <w:proofErr w:type="spellStart"/>
-      <w:r>
-        <w:rPr>
-          <w:rFonts w:ascii="Times New Roman" w:hAnsi="Times New Roman" w:cs="Times New Roman"/>
-          <w:sz w:val="28"/>
-          <w:szCs w:val="28"/>
-        </w:rPr>
-        <w:t>value</w:t>
-      </w:r>
-      <w:proofErr w:type="spellEnd"/>
-      <w:r>
-        <w:rPr>
-          <w:rFonts w:ascii="Times New Roman" w:hAnsi="Times New Roman" w:cs="Times New Roman"/>
-          <w:sz w:val="28"/>
-          <w:szCs w:val="28"/>
-        </w:rPr>
-        <w:t xml:space="preserve"> = 0.00000</w:t>
+        <w:t>p-value = 0.00000</w:t>
       </w:r>
     </w:p>
     <w:p>
@@ -9260,25 +8027,7 @@
           <w:sz w:val="28"/>
           <w:szCs w:val="28"/>
         </w:rPr>
-        <w:t>p-</w:t>
-      </w:r>
-      <w:proofErr w:type="spellStart"/>
-      <w:r>
-        <w:rPr>
-          <w:rFonts w:ascii="Times New Roman" w:hAnsi="Times New Roman" w:cs="Times New Roman"/>
-          <w:sz w:val="28"/>
-          <w:szCs w:val="28"/>
-        </w:rPr>
-        <w:t>value</w:t>
-      </w:r>
-      <w:proofErr w:type="spellEnd"/>
-      <w:r>
-        <w:rPr>
-          <w:rFonts w:ascii="Times New Roman" w:hAnsi="Times New Roman" w:cs="Times New Roman"/>
-          <w:sz w:val="28"/>
-          <w:szCs w:val="28"/>
-        </w:rPr>
-        <w:t xml:space="preserve"> (значение уровня значимости) равно 0.00000, что значительно меньше стандартного порога 0.05.</w:t>
+        <w:t>p-value (значение уровня значимости) равно 0.00000, что значительно меньше стандартного порога 0.05.</w:t>
       </w:r>
     </w:p>
     <w:p>
@@ -9299,25 +8048,7 @@
           <w:sz w:val="28"/>
           <w:szCs w:val="28"/>
         </w:rPr>
-        <w:t>Если p-</w:t>
-      </w:r>
-      <w:proofErr w:type="spellStart"/>
-      <w:r>
-        <w:rPr>
-          <w:rFonts w:ascii="Times New Roman" w:hAnsi="Times New Roman" w:cs="Times New Roman"/>
-          <w:sz w:val="28"/>
-          <w:szCs w:val="28"/>
-        </w:rPr>
-        <w:t>value</w:t>
-      </w:r>
-      <w:proofErr w:type="spellEnd"/>
-      <w:r>
-        <w:rPr>
-          <w:rFonts w:ascii="Times New Roman" w:hAnsi="Times New Roman" w:cs="Times New Roman"/>
-          <w:sz w:val="28"/>
-          <w:szCs w:val="28"/>
-        </w:rPr>
-        <w:t xml:space="preserve"> меньше 0.05, мы отвергаем нулевую гипотезу.</w:t>
+        <w:t>Если p-value меньше 0.05, мы отвергаем нулевую гипотезу.</w:t>
       </w:r>
     </w:p>
     <w:p>
@@ -9338,25 +8069,7 @@
           <w:sz w:val="28"/>
           <w:szCs w:val="28"/>
         </w:rPr>
-        <w:t>В данном случае p-</w:t>
-      </w:r>
-      <w:proofErr w:type="spellStart"/>
-      <w:r>
-        <w:rPr>
-          <w:rFonts w:ascii="Times New Roman" w:hAnsi="Times New Roman" w:cs="Times New Roman"/>
-          <w:sz w:val="28"/>
-          <w:szCs w:val="28"/>
-        </w:rPr>
-        <w:t>value</w:t>
-      </w:r>
-      <w:proofErr w:type="spellEnd"/>
-      <w:r>
-        <w:rPr>
-          <w:rFonts w:ascii="Times New Roman" w:hAnsi="Times New Roman" w:cs="Times New Roman"/>
-          <w:sz w:val="28"/>
-          <w:szCs w:val="28"/>
-        </w:rPr>
-        <w:t xml:space="preserve"> = 0.00000 означает, что есть достаточно доказательств для того, чтобы отвергнуть нулевую гипотезу и принять альтернативную гипотезу.</w:t>
+        <w:t>В данном случае p-value = 0.00000 означает, что есть достаточно доказательств для того, чтобы отвергнуть нулевую гипотезу и принять альтернативную гипотезу.</w:t>
       </w:r>
     </w:p>
     <w:p>
@@ -9457,43 +8170,7 @@
           <w:sz w:val="28"/>
           <w:szCs w:val="28"/>
         </w:rPr>
-        <w:t>H0 (нулевая гипотеза): Корреляция между весом автомобиля (</w:t>
-      </w:r>
-      <w:proofErr w:type="spellStart"/>
-      <w:r>
-        <w:rPr>
-          <w:rFonts w:ascii="Times New Roman" w:hAnsi="Times New Roman" w:cs="Times New Roman"/>
-          <w:sz w:val="28"/>
-          <w:szCs w:val="28"/>
-        </w:rPr>
-        <w:t>weight</w:t>
-      </w:r>
-      <w:proofErr w:type="spellEnd"/>
-      <w:r>
-        <w:rPr>
-          <w:rFonts w:ascii="Times New Roman" w:hAnsi="Times New Roman" w:cs="Times New Roman"/>
-          <w:sz w:val="28"/>
-          <w:szCs w:val="28"/>
-        </w:rPr>
-        <w:t>) и его расходом топлива (</w:t>
-      </w:r>
-      <w:proofErr w:type="spellStart"/>
-      <w:r>
-        <w:rPr>
-          <w:rFonts w:ascii="Times New Roman" w:hAnsi="Times New Roman" w:cs="Times New Roman"/>
-          <w:sz w:val="28"/>
-          <w:szCs w:val="28"/>
-        </w:rPr>
-        <w:t>mpg</w:t>
-      </w:r>
-      <w:proofErr w:type="spellEnd"/>
-      <w:r>
-        <w:rPr>
-          <w:rFonts w:ascii="Times New Roman" w:hAnsi="Times New Roman" w:cs="Times New Roman"/>
-          <w:sz w:val="28"/>
-          <w:szCs w:val="28"/>
-        </w:rPr>
-        <w:t>) равна 0.</w:t>
+        <w:t>H0 (нулевая гипотеза): Корреляция между весом автомобиля (weight) и его расходом топлива (mpg) равна 0.</w:t>
       </w:r>
     </w:p>
     <w:p>
@@ -9577,25 +8254,7 @@
           <w:sz w:val="28"/>
           <w:szCs w:val="28"/>
         </w:rPr>
-        <w:t>p-</w:t>
-      </w:r>
-      <w:proofErr w:type="spellStart"/>
-      <w:r>
-        <w:rPr>
-          <w:rFonts w:ascii="Times New Roman" w:hAnsi="Times New Roman" w:cs="Times New Roman"/>
-          <w:sz w:val="28"/>
-          <w:szCs w:val="28"/>
-        </w:rPr>
-        <w:t>value</w:t>
-      </w:r>
-      <w:proofErr w:type="spellEnd"/>
-      <w:r>
-        <w:rPr>
-          <w:rFonts w:ascii="Times New Roman" w:hAnsi="Times New Roman" w:cs="Times New Roman"/>
-          <w:sz w:val="28"/>
-          <w:szCs w:val="28"/>
-        </w:rPr>
-        <w:t xml:space="preserve"> = 0.00000</w:t>
+        <w:t>p-value = 0.00000</w:t>
       </w:r>
     </w:p>
     <w:p>
@@ -9658,25 +8317,7 @@
           <w:sz w:val="28"/>
           <w:szCs w:val="28"/>
         </w:rPr>
-        <w:t>p-</w:t>
-      </w:r>
-      <w:proofErr w:type="spellStart"/>
-      <w:r>
-        <w:rPr>
-          <w:rFonts w:ascii="Times New Roman" w:hAnsi="Times New Roman" w:cs="Times New Roman"/>
-          <w:sz w:val="28"/>
-          <w:szCs w:val="28"/>
-        </w:rPr>
-        <w:t>value</w:t>
-      </w:r>
-      <w:proofErr w:type="spellEnd"/>
-      <w:r>
-        <w:rPr>
-          <w:rFonts w:ascii="Times New Roman" w:hAnsi="Times New Roman" w:cs="Times New Roman"/>
-          <w:sz w:val="28"/>
-          <w:szCs w:val="28"/>
-        </w:rPr>
-        <w:t xml:space="preserve"> = 0.00000, что значительно меньше порога 0.05. Это означает, что вероятность того, что такая корреляция возникла случайно, крайне мала.</w:t>
+        <w:t>p-value = 0.00000, что значительно меньше порога 0.05. Это означает, что вероятность того, что такая корреляция возникла случайно, крайне мала.</w:t>
       </w:r>
     </w:p>
     <w:p>
@@ -9697,25 +8338,7 @@
           <w:sz w:val="28"/>
           <w:szCs w:val="28"/>
         </w:rPr>
-        <w:t>Если p-</w:t>
-      </w:r>
-      <w:proofErr w:type="spellStart"/>
-      <w:r>
-        <w:rPr>
-          <w:rFonts w:ascii="Times New Roman" w:hAnsi="Times New Roman" w:cs="Times New Roman"/>
-          <w:sz w:val="28"/>
-          <w:szCs w:val="28"/>
-        </w:rPr>
-        <w:t>value</w:t>
-      </w:r>
-      <w:proofErr w:type="spellEnd"/>
-      <w:r>
-        <w:rPr>
-          <w:rFonts w:ascii="Times New Roman" w:hAnsi="Times New Roman" w:cs="Times New Roman"/>
-          <w:sz w:val="28"/>
-          <w:szCs w:val="28"/>
-        </w:rPr>
-        <w:t xml:space="preserve"> меньше 0.05, мы отвергаем нулевую гипотезу.</w:t>
+        <w:t>Если p-value меньше 0.05, мы отвергаем нулевую гипотезу.</w:t>
       </w:r>
     </w:p>
     <w:p>
@@ -9736,25 +8359,7 @@
           <w:sz w:val="28"/>
           <w:szCs w:val="28"/>
         </w:rPr>
-        <w:t>В данном случае p-</w:t>
-      </w:r>
-      <w:proofErr w:type="spellStart"/>
-      <w:r>
-        <w:rPr>
-          <w:rFonts w:ascii="Times New Roman" w:hAnsi="Times New Roman" w:cs="Times New Roman"/>
-          <w:sz w:val="28"/>
-          <w:szCs w:val="28"/>
-        </w:rPr>
-        <w:t>value</w:t>
-      </w:r>
-      <w:proofErr w:type="spellEnd"/>
-      <w:r>
-        <w:rPr>
-          <w:rFonts w:ascii="Times New Roman" w:hAnsi="Times New Roman" w:cs="Times New Roman"/>
-          <w:sz w:val="28"/>
-          <w:szCs w:val="28"/>
-        </w:rPr>
-        <w:t xml:space="preserve"> = 0.00000 позволяет отвергнуть нулевую гипотезу и принять альтернативную гипотезу.</w:t>
+        <w:t>В данном случае p-value = 0.00000 позволяет отвергнуть нулевую гипотезу и принять альтернативную гипотезу.</w:t>
       </w:r>
     </w:p>
     <w:p>
@@ -9972,25 +8577,7 @@
           <w:sz w:val="28"/>
           <w:szCs w:val="28"/>
         </w:rPr>
-        <w:t xml:space="preserve">В данной таблице представлены коэффициенты корреляции между целевой переменной </w:t>
-      </w:r>
-      <w:proofErr w:type="spellStart"/>
-      <w:r>
-        <w:rPr>
-          <w:rFonts w:ascii="Times New Roman" w:hAnsi="Times New Roman" w:cs="Times New Roman"/>
-          <w:sz w:val="28"/>
-          <w:szCs w:val="28"/>
-        </w:rPr>
-        <w:t>mpg</w:t>
-      </w:r>
-      <w:proofErr w:type="spellEnd"/>
-      <w:r>
-        <w:rPr>
-          <w:rFonts w:ascii="Times New Roman" w:hAnsi="Times New Roman" w:cs="Times New Roman"/>
-          <w:sz w:val="28"/>
-          <w:szCs w:val="28"/>
-        </w:rPr>
-        <w:t xml:space="preserve"> (расход топлива) и несколькими числовыми признаками в датасете.</w:t>
+        <w:t>В данной таблице представлены коэффициенты корреляции между целевой переменной mpg (расход топлива) и несколькими числовыми признаками в датасете.</w:t>
       </w:r>
     </w:p>
     <w:p>
@@ -10075,18 +8662,8 @@
                 <w:sz w:val="28"/>
                 <w:szCs w:val="28"/>
               </w:rPr>
-              <w:t xml:space="preserve">Коэффициент корреляции с </w:t>
-            </w:r>
-            <w:proofErr w:type="spellStart"/>
-            <w:r>
-              <w:rPr>
-                <w:rFonts w:ascii="Times New Roman" w:hAnsi="Times New Roman" w:cs="Times New Roman"/>
-                <w:sz w:val="28"/>
-                <w:szCs w:val="28"/>
-              </w:rPr>
-              <w:t>mpg</w:t>
-            </w:r>
-            <w:proofErr w:type="spellEnd"/>
+              <w:t>Коэффициент корреляции с mpg</w:t>
+            </w:r>
           </w:p>
         </w:tc>
       </w:tr>
@@ -10108,7 +8685,6 @@
                 <w:szCs w:val="28"/>
               </w:rPr>
             </w:pPr>
-            <w:proofErr w:type="spellStart"/>
             <w:r>
               <w:rPr>
                 <w:rFonts w:ascii="Times New Roman" w:hAnsi="Times New Roman" w:cs="Times New Roman"/>
@@ -10117,7 +8693,6 @@
               </w:rPr>
               <w:t>mpg</w:t>
             </w:r>
-            <w:proofErr w:type="spellEnd"/>
           </w:p>
         </w:tc>
         <w:tc>
@@ -10166,7 +8741,6 @@
                 <w:szCs w:val="28"/>
               </w:rPr>
             </w:pPr>
-            <w:proofErr w:type="spellStart"/>
             <w:r>
               <w:rPr>
                 <w:rFonts w:ascii="Times New Roman" w:hAnsi="Times New Roman" w:cs="Times New Roman"/>
@@ -10175,7 +8749,6 @@
               </w:rPr>
               <w:t>model_year</w:t>
             </w:r>
-            <w:proofErr w:type="spellEnd"/>
           </w:p>
         </w:tc>
         <w:tc>
@@ -10224,7 +8797,6 @@
                 <w:szCs w:val="28"/>
               </w:rPr>
             </w:pPr>
-            <w:proofErr w:type="spellStart"/>
             <w:r>
               <w:rPr>
                 <w:rFonts w:ascii="Times New Roman" w:hAnsi="Times New Roman" w:cs="Times New Roman"/>
@@ -10233,7 +8805,6 @@
               </w:rPr>
               <w:t>acceleration</w:t>
             </w:r>
-            <w:proofErr w:type="spellEnd"/>
           </w:p>
         </w:tc>
         <w:tc>
@@ -10282,7 +8853,6 @@
                 <w:szCs w:val="28"/>
               </w:rPr>
             </w:pPr>
-            <w:proofErr w:type="spellStart"/>
             <w:r>
               <w:rPr>
                 <w:rFonts w:ascii="Times New Roman" w:hAnsi="Times New Roman" w:cs="Times New Roman"/>
@@ -10291,7 +8861,6 @@
               </w:rPr>
               <w:t>cylinders</w:t>
             </w:r>
-            <w:proofErr w:type="spellEnd"/>
           </w:p>
         </w:tc>
         <w:tc>
@@ -10340,7 +8909,6 @@
                 <w:szCs w:val="28"/>
               </w:rPr>
             </w:pPr>
-            <w:proofErr w:type="spellStart"/>
             <w:r>
               <w:rPr>
                 <w:rFonts w:ascii="Times New Roman" w:hAnsi="Times New Roman" w:cs="Times New Roman"/>
@@ -10349,7 +8917,6 @@
               </w:rPr>
               <w:t>horsepower</w:t>
             </w:r>
-            <w:proofErr w:type="spellEnd"/>
           </w:p>
         </w:tc>
         <w:tc>
@@ -10398,7 +8965,6 @@
                 <w:szCs w:val="28"/>
               </w:rPr>
             </w:pPr>
-            <w:proofErr w:type="spellStart"/>
             <w:r>
               <w:rPr>
                 <w:rFonts w:ascii="Times New Roman" w:hAnsi="Times New Roman" w:cs="Times New Roman"/>
@@ -10407,7 +8973,6 @@
               </w:rPr>
               <w:t>displacement</w:t>
             </w:r>
-            <w:proofErr w:type="spellEnd"/>
           </w:p>
         </w:tc>
         <w:tc>
@@ -10456,7 +9021,6 @@
                 <w:szCs w:val="28"/>
               </w:rPr>
             </w:pPr>
-            <w:proofErr w:type="spellStart"/>
             <w:r>
               <w:rPr>
                 <w:rFonts w:ascii="Times New Roman" w:hAnsi="Times New Roman" w:cs="Times New Roman"/>
@@ -10465,7 +9029,6 @@
               </w:rPr>
               <w:t>weight</w:t>
             </w:r>
-            <w:proofErr w:type="spellEnd"/>
           </w:p>
         </w:tc>
         <w:tc>
@@ -10530,41 +9093,13 @@
           <w:szCs w:val="28"/>
         </w:rPr>
       </w:pPr>
-      <w:proofErr w:type="spellStart"/>
-      <w:r>
-        <w:rPr>
-          <w:rFonts w:ascii="Times New Roman" w:hAnsi="Times New Roman" w:cs="Times New Roman"/>
-          <w:sz w:val="28"/>
-          <w:szCs w:val="28"/>
-        </w:rPr>
-        <w:t>mpg</w:t>
-      </w:r>
-      <w:proofErr w:type="spellEnd"/>
-      <w:r>
-        <w:rPr>
-          <w:rFonts w:ascii="Times New Roman" w:hAnsi="Times New Roman" w:cs="Times New Roman"/>
-          <w:sz w:val="28"/>
-          <w:szCs w:val="28"/>
-        </w:rPr>
-        <w:t xml:space="preserve"> (расход топлива) — это переменная, которую мы пытаемся предсказать или объяснить с помощью других признаков. Следовательно, </w:t>
-      </w:r>
-      <w:proofErr w:type="spellStart"/>
-      <w:r>
-        <w:rPr>
-          <w:rFonts w:ascii="Times New Roman" w:hAnsi="Times New Roman" w:cs="Times New Roman"/>
-          <w:sz w:val="28"/>
-          <w:szCs w:val="28"/>
-        </w:rPr>
-        <w:t>mpg</w:t>
-      </w:r>
-      <w:proofErr w:type="spellEnd"/>
-      <w:r>
-        <w:rPr>
-          <w:rFonts w:ascii="Times New Roman" w:hAnsi="Times New Roman" w:cs="Times New Roman"/>
-          <w:sz w:val="28"/>
-          <w:szCs w:val="28"/>
-        </w:rPr>
-        <w:t xml:space="preserve"> является целевой переменной.</w:t>
+      <w:r>
+        <w:rPr>
+          <w:rFonts w:ascii="Times New Roman" w:hAnsi="Times New Roman" w:cs="Times New Roman"/>
+          <w:sz w:val="28"/>
+          <w:szCs w:val="28"/>
+        </w:rPr>
+        <w:t>mpg (расход топлива) — это переменная, которую мы пытаемся предсказать или объяснить с помощью других признаков. Следовательно, mpg является целевой переменной.</w:t>
       </w:r>
     </w:p>
     <w:p>
@@ -10600,41 +9135,13 @@
           <w:szCs w:val="28"/>
         </w:rPr>
       </w:pPr>
-      <w:proofErr w:type="spellStart"/>
-      <w:r>
-        <w:rPr>
-          <w:rFonts w:ascii="Times New Roman" w:hAnsi="Times New Roman" w:cs="Times New Roman"/>
-          <w:sz w:val="28"/>
-          <w:szCs w:val="28"/>
-        </w:rPr>
-        <w:t>model_year</w:t>
-      </w:r>
-      <w:proofErr w:type="spellEnd"/>
-      <w:r>
-        <w:rPr>
-          <w:rFonts w:ascii="Times New Roman" w:hAnsi="Times New Roman" w:cs="Times New Roman"/>
-          <w:sz w:val="28"/>
-          <w:szCs w:val="28"/>
-        </w:rPr>
-        <w:t xml:space="preserve"> (год модели) — количество лет с момента выпуска автомобиля. Это может влиять на эффективность </w:t>
-      </w:r>
-      <w:proofErr w:type="spellStart"/>
-      <w:r>
-        <w:rPr>
-          <w:rFonts w:ascii="Times New Roman" w:hAnsi="Times New Roman" w:cs="Times New Roman"/>
-          <w:sz w:val="28"/>
-          <w:szCs w:val="28"/>
-        </w:rPr>
-        <w:t>топливопотребления</w:t>
-      </w:r>
-      <w:proofErr w:type="spellEnd"/>
-      <w:r>
-        <w:rPr>
-          <w:rFonts w:ascii="Times New Roman" w:hAnsi="Times New Roman" w:cs="Times New Roman"/>
-          <w:sz w:val="28"/>
-          <w:szCs w:val="28"/>
-        </w:rPr>
-        <w:t>, поскольку новые автомобили могут быть более экономичными.</w:t>
+      <w:r>
+        <w:rPr>
+          <w:rFonts w:ascii="Times New Roman" w:hAnsi="Times New Roman" w:cs="Times New Roman"/>
+          <w:sz w:val="28"/>
+          <w:szCs w:val="28"/>
+        </w:rPr>
+        <w:t>model_year (год модели) — количество лет с момента выпуска автомобиля. Это может влиять на эффективность топливопотребления, поскольку новые автомобили могут быть более экономичными.</w:t>
       </w:r>
     </w:p>
     <w:p>
@@ -10649,23 +9156,13 @@
           <w:szCs w:val="28"/>
         </w:rPr>
       </w:pPr>
-      <w:proofErr w:type="spellStart"/>
-      <w:r>
-        <w:rPr>
-          <w:rFonts w:ascii="Times New Roman" w:hAnsi="Times New Roman" w:cs="Times New Roman"/>
-          <w:sz w:val="28"/>
-          <w:szCs w:val="28"/>
-        </w:rPr>
-        <w:t>acceleration</w:t>
-      </w:r>
-      <w:proofErr w:type="spellEnd"/>
-      <w:r>
-        <w:rPr>
-          <w:rFonts w:ascii="Times New Roman" w:hAnsi="Times New Roman" w:cs="Times New Roman"/>
-          <w:sz w:val="28"/>
-          <w:szCs w:val="28"/>
-        </w:rPr>
-        <w:t xml:space="preserve"> (ускорение) — способность автомобиля ускоряться. Чем быстрее ускоряется автомобиль, тем, возможно, он менее экономичен.</w:t>
+      <w:r>
+        <w:rPr>
+          <w:rFonts w:ascii="Times New Roman" w:hAnsi="Times New Roman" w:cs="Times New Roman"/>
+          <w:sz w:val="28"/>
+          <w:szCs w:val="28"/>
+        </w:rPr>
+        <w:t>acceleration (ускорение) — способность автомобиля ускоряться. Чем быстрее ускоряется автомобиль, тем, возможно, он менее экономичен.</w:t>
       </w:r>
     </w:p>
     <w:p>
@@ -10680,23 +9177,13 @@
           <w:szCs w:val="28"/>
         </w:rPr>
       </w:pPr>
-      <w:proofErr w:type="spellStart"/>
-      <w:r>
-        <w:rPr>
-          <w:rFonts w:ascii="Times New Roman" w:hAnsi="Times New Roman" w:cs="Times New Roman"/>
-          <w:sz w:val="28"/>
-          <w:szCs w:val="28"/>
-        </w:rPr>
-        <w:t>cylinders</w:t>
-      </w:r>
-      <w:proofErr w:type="spellEnd"/>
-      <w:r>
-        <w:rPr>
-          <w:rFonts w:ascii="Times New Roman" w:hAnsi="Times New Roman" w:cs="Times New Roman"/>
-          <w:sz w:val="28"/>
-          <w:szCs w:val="28"/>
-        </w:rPr>
-        <w:t xml:space="preserve"> (количество цилиндров) — влияет на расход топлива, так как автомобили с большим количеством цилиндров, как правило, имеют больший расход топлива.</w:t>
+      <w:r>
+        <w:rPr>
+          <w:rFonts w:ascii="Times New Roman" w:hAnsi="Times New Roman" w:cs="Times New Roman"/>
+          <w:sz w:val="28"/>
+          <w:szCs w:val="28"/>
+        </w:rPr>
+        <w:t>cylinders (количество цилиндров) — влияет на расход топлива, так как автомобили с большим количеством цилиндров, как правило, имеют больший расход топлива.</w:t>
       </w:r>
     </w:p>
     <w:p>
@@ -10711,7 +9198,6 @@
           <w:szCs w:val="28"/>
         </w:rPr>
       </w:pPr>
-      <w:proofErr w:type="spellStart"/>
       <w:r>
         <w:rPr>
           <w:rFonts w:ascii="Times New Roman" w:hAnsi="Times New Roman" w:cs="Times New Roman"/>
@@ -10719,16 +9205,7 @@
           <w:szCs w:val="28"/>
         </w:rPr>
         <w:lastRenderedPageBreak/>
-        <w:t>horsepower</w:t>
-      </w:r>
-      <w:proofErr w:type="spellEnd"/>
-      <w:r>
-        <w:rPr>
-          <w:rFonts w:ascii="Times New Roman" w:hAnsi="Times New Roman" w:cs="Times New Roman"/>
-          <w:sz w:val="28"/>
-          <w:szCs w:val="28"/>
-        </w:rPr>
-        <w:t xml:space="preserve"> (мощность двигателя) — мощность двигателя также может влиять на расход топлива. Чем мощнее двигатель, тем чаще автомобили оказываются менее экономичными.</w:t>
+        <w:t>horsepower (мощность двигателя) — мощность двигателя также может влиять на расход топлива. Чем мощнее двигатель, тем чаще автомобили оказываются менее экономичными.</w:t>
       </w:r>
     </w:p>
     <w:p>
@@ -10743,23 +9220,13 @@
           <w:szCs w:val="28"/>
         </w:rPr>
       </w:pPr>
-      <w:proofErr w:type="spellStart"/>
-      <w:r>
-        <w:rPr>
-          <w:rFonts w:ascii="Times New Roman" w:hAnsi="Times New Roman" w:cs="Times New Roman"/>
-          <w:sz w:val="28"/>
-          <w:szCs w:val="28"/>
-        </w:rPr>
-        <w:t>displacement</w:t>
-      </w:r>
-      <w:proofErr w:type="spellEnd"/>
-      <w:r>
-        <w:rPr>
-          <w:rFonts w:ascii="Times New Roman" w:hAnsi="Times New Roman" w:cs="Times New Roman"/>
-          <w:sz w:val="28"/>
-          <w:szCs w:val="28"/>
-        </w:rPr>
-        <w:t xml:space="preserve"> (рабочий объем двигателя) — большее значение объема двигателя часто связано с более высоким расходом топлива.</w:t>
+      <w:r>
+        <w:rPr>
+          <w:rFonts w:ascii="Times New Roman" w:hAnsi="Times New Roman" w:cs="Times New Roman"/>
+          <w:sz w:val="28"/>
+          <w:szCs w:val="28"/>
+        </w:rPr>
+        <w:t>displacement (рабочий объем двигателя) — большее значение объема двигателя часто связано с более высоким расходом топлива.</w:t>
       </w:r>
     </w:p>
     <w:p>
@@ -10774,23 +9241,13 @@
           <w:szCs w:val="28"/>
         </w:rPr>
       </w:pPr>
-      <w:proofErr w:type="spellStart"/>
-      <w:r>
-        <w:rPr>
-          <w:rFonts w:ascii="Times New Roman" w:hAnsi="Times New Roman" w:cs="Times New Roman"/>
-          <w:sz w:val="28"/>
-          <w:szCs w:val="28"/>
-        </w:rPr>
-        <w:t>weight</w:t>
-      </w:r>
-      <w:proofErr w:type="spellEnd"/>
-      <w:r>
-        <w:rPr>
-          <w:rFonts w:ascii="Times New Roman" w:hAnsi="Times New Roman" w:cs="Times New Roman"/>
-          <w:sz w:val="28"/>
-          <w:szCs w:val="28"/>
-        </w:rPr>
-        <w:t xml:space="preserve"> (масса автомобиля) — более тяжелые автомобили обычно менее экономичны и потребляют больше топлива.</w:t>
+      <w:r>
+        <w:rPr>
+          <w:rFonts w:ascii="Times New Roman" w:hAnsi="Times New Roman" w:cs="Times New Roman"/>
+          <w:sz w:val="28"/>
+          <w:szCs w:val="28"/>
+        </w:rPr>
+        <w:t>weight (масса автомобиля) — более тяжелые автомобили обычно менее экономичны и потребляют больше топлива.</w:t>
       </w:r>
     </w:p>
     <w:p>
@@ -10832,25 +9289,7 @@
           <w:sz w:val="28"/>
           <w:szCs w:val="28"/>
         </w:rPr>
-        <w:t xml:space="preserve">Наибольшая отрицательная корреляция с </w:t>
-      </w:r>
-      <w:proofErr w:type="spellStart"/>
-      <w:r>
-        <w:rPr>
-          <w:rFonts w:ascii="Times New Roman" w:hAnsi="Times New Roman" w:cs="Times New Roman"/>
-          <w:sz w:val="28"/>
-          <w:szCs w:val="28"/>
-        </w:rPr>
-        <w:t>mpg</w:t>
-      </w:r>
-      <w:proofErr w:type="spellEnd"/>
-      <w:r>
-        <w:rPr>
-          <w:rFonts w:ascii="Times New Roman" w:hAnsi="Times New Roman" w:cs="Times New Roman"/>
-          <w:sz w:val="28"/>
-          <w:szCs w:val="28"/>
-        </w:rPr>
-        <w:t>:</w:t>
+        <w:t>Наибольшая отрицательная корреляция с mpg:</w:t>
       </w:r>
     </w:p>
     <w:p>
@@ -10865,59 +9304,13 @@
           <w:szCs w:val="28"/>
         </w:rPr>
       </w:pPr>
-      <w:proofErr w:type="spellStart"/>
-      <w:r>
-        <w:rPr>
-          <w:rFonts w:ascii="Times New Roman" w:hAnsi="Times New Roman" w:cs="Times New Roman"/>
-          <w:sz w:val="28"/>
-          <w:szCs w:val="28"/>
-        </w:rPr>
-        <w:t>weight</w:t>
-      </w:r>
-      <w:proofErr w:type="spellEnd"/>
-      <w:r>
-        <w:rPr>
-          <w:rFonts w:ascii="Times New Roman" w:hAnsi="Times New Roman" w:cs="Times New Roman"/>
-          <w:sz w:val="28"/>
-          <w:szCs w:val="28"/>
-        </w:rPr>
-        <w:t xml:space="preserve"> и </w:t>
-      </w:r>
-      <w:proofErr w:type="spellStart"/>
-      <w:r>
-        <w:rPr>
-          <w:rFonts w:ascii="Times New Roman" w:hAnsi="Times New Roman" w:cs="Times New Roman"/>
-          <w:sz w:val="28"/>
-          <w:szCs w:val="28"/>
-        </w:rPr>
-        <w:t>horsepower</w:t>
-      </w:r>
-      <w:proofErr w:type="spellEnd"/>
-      <w:r>
-        <w:rPr>
-          <w:rFonts w:ascii="Times New Roman" w:hAnsi="Times New Roman" w:cs="Times New Roman"/>
-          <w:sz w:val="28"/>
-          <w:szCs w:val="28"/>
-        </w:rPr>
-        <w:t xml:space="preserve"> имеют наибольшую отрицательную корреляцию с </w:t>
-      </w:r>
-      <w:proofErr w:type="spellStart"/>
-      <w:r>
-        <w:rPr>
-          <w:rFonts w:ascii="Times New Roman" w:hAnsi="Times New Roman" w:cs="Times New Roman"/>
-          <w:sz w:val="28"/>
-          <w:szCs w:val="28"/>
-        </w:rPr>
-        <w:t>mpg</w:t>
-      </w:r>
-      <w:proofErr w:type="spellEnd"/>
-      <w:r>
-        <w:rPr>
-          <w:rFonts w:ascii="Times New Roman" w:hAnsi="Times New Roman" w:cs="Times New Roman"/>
-          <w:sz w:val="28"/>
-          <w:szCs w:val="28"/>
-        </w:rPr>
-        <w:t>. Это означает, что с увеличением массы автомобиля и его мощности расход топлива увеличивается. Большие и мощные автомобили, как правило, имеют более высокие показатели расхода топлива.</w:t>
+      <w:r>
+        <w:rPr>
+          <w:rFonts w:ascii="Times New Roman" w:hAnsi="Times New Roman" w:cs="Times New Roman"/>
+          <w:sz w:val="28"/>
+          <w:szCs w:val="28"/>
+        </w:rPr>
+        <w:t>weight и horsepower имеют наибольшую отрицательную корреляцию с mpg. Это означает, что с увеличением массы автомобиля и его мощности расход топлива увеличивается. Большие и мощные автомобили, как правило, имеют более высокие показатели расхода топлива.</w:t>
       </w:r>
     </w:p>
     <w:p>
@@ -10932,23 +9325,13 @@
           <w:szCs w:val="28"/>
         </w:rPr>
       </w:pPr>
-      <w:proofErr w:type="spellStart"/>
-      <w:r>
-        <w:rPr>
-          <w:rFonts w:ascii="Times New Roman" w:hAnsi="Times New Roman" w:cs="Times New Roman"/>
-          <w:sz w:val="28"/>
-          <w:szCs w:val="28"/>
-        </w:rPr>
-        <w:t>weight</w:t>
-      </w:r>
-      <w:proofErr w:type="spellEnd"/>
-      <w:r>
-        <w:rPr>
-          <w:rFonts w:ascii="Times New Roman" w:hAnsi="Times New Roman" w:cs="Times New Roman"/>
-          <w:sz w:val="28"/>
-          <w:szCs w:val="28"/>
-        </w:rPr>
-        <w:t xml:space="preserve"> имеет коэффициент корреляции -0.831741, что говорит о сильной отрицательной связи с расходом топлива.</w:t>
+      <w:r>
+        <w:rPr>
+          <w:rFonts w:ascii="Times New Roman" w:hAnsi="Times New Roman" w:cs="Times New Roman"/>
+          <w:sz w:val="28"/>
+          <w:szCs w:val="28"/>
+        </w:rPr>
+        <w:t>weight имеет коэффициент корреляции -0.831741, что говорит о сильной отрицательной связи с расходом топлива.</w:t>
       </w:r>
     </w:p>
     <w:p>
@@ -10963,23 +9346,13 @@
           <w:szCs w:val="28"/>
         </w:rPr>
       </w:pPr>
-      <w:proofErr w:type="spellStart"/>
-      <w:r>
-        <w:rPr>
-          <w:rFonts w:ascii="Times New Roman" w:hAnsi="Times New Roman" w:cs="Times New Roman"/>
-          <w:sz w:val="28"/>
-          <w:szCs w:val="28"/>
-        </w:rPr>
-        <w:t>horsepower</w:t>
-      </w:r>
-      <w:proofErr w:type="spellEnd"/>
-      <w:r>
-        <w:rPr>
-          <w:rFonts w:ascii="Times New Roman" w:hAnsi="Times New Roman" w:cs="Times New Roman"/>
-          <w:sz w:val="28"/>
-          <w:szCs w:val="28"/>
-        </w:rPr>
-        <w:t xml:space="preserve"> имеет коэффициент -0.778427, что также подтверждает зависимость: более мощные автомобили потребляют больше топлива.</w:t>
+      <w:r>
+        <w:rPr>
+          <w:rFonts w:ascii="Times New Roman" w:hAnsi="Times New Roman" w:cs="Times New Roman"/>
+          <w:sz w:val="28"/>
+          <w:szCs w:val="28"/>
+        </w:rPr>
+        <w:t>horsepower имеет коэффициент -0.778427, что также подтверждает зависимость: более мощные автомобили потребляют больше топлива.</w:t>
       </w:r>
     </w:p>
     <w:p>
@@ -11015,59 +9388,13 @@
           <w:szCs w:val="28"/>
         </w:rPr>
       </w:pPr>
-      <w:proofErr w:type="spellStart"/>
-      <w:r>
-        <w:rPr>
-          <w:rFonts w:ascii="Times New Roman" w:hAnsi="Times New Roman" w:cs="Times New Roman"/>
-          <w:sz w:val="28"/>
-          <w:szCs w:val="28"/>
-        </w:rPr>
-        <w:t>displacement</w:t>
-      </w:r>
-      <w:proofErr w:type="spellEnd"/>
-      <w:r>
-        <w:rPr>
-          <w:rFonts w:ascii="Times New Roman" w:hAnsi="Times New Roman" w:cs="Times New Roman"/>
-          <w:sz w:val="28"/>
-          <w:szCs w:val="28"/>
-        </w:rPr>
-        <w:t xml:space="preserve"> (-0.804203) и </w:t>
-      </w:r>
-      <w:proofErr w:type="spellStart"/>
-      <w:r>
-        <w:rPr>
-          <w:rFonts w:ascii="Times New Roman" w:hAnsi="Times New Roman" w:cs="Times New Roman"/>
-          <w:sz w:val="28"/>
-          <w:szCs w:val="28"/>
-        </w:rPr>
-        <w:t>cylinders</w:t>
-      </w:r>
-      <w:proofErr w:type="spellEnd"/>
-      <w:r>
-        <w:rPr>
-          <w:rFonts w:ascii="Times New Roman" w:hAnsi="Times New Roman" w:cs="Times New Roman"/>
-          <w:sz w:val="28"/>
-          <w:szCs w:val="28"/>
-        </w:rPr>
-        <w:t xml:space="preserve"> (-0.775396) также имеют значительную отрицательную корреляцию с </w:t>
-      </w:r>
-      <w:proofErr w:type="spellStart"/>
-      <w:r>
-        <w:rPr>
-          <w:rFonts w:ascii="Times New Roman" w:hAnsi="Times New Roman" w:cs="Times New Roman"/>
-          <w:sz w:val="28"/>
-          <w:szCs w:val="28"/>
-        </w:rPr>
-        <w:t>mpg</w:t>
-      </w:r>
-      <w:proofErr w:type="spellEnd"/>
-      <w:r>
-        <w:rPr>
-          <w:rFonts w:ascii="Times New Roman" w:hAnsi="Times New Roman" w:cs="Times New Roman"/>
-          <w:sz w:val="28"/>
-          <w:szCs w:val="28"/>
-        </w:rPr>
-        <w:t>. Чем больше рабочий объем двигателя и количество цилиндров, тем выше расход топлива.</w:t>
+      <w:r>
+        <w:rPr>
+          <w:rFonts w:ascii="Times New Roman" w:hAnsi="Times New Roman" w:cs="Times New Roman"/>
+          <w:sz w:val="28"/>
+          <w:szCs w:val="28"/>
+        </w:rPr>
+        <w:t>displacement (-0.804203) и cylinders (-0.775396) также имеют значительную отрицательную корреляцию с mpg. Чем больше рабочий объем двигателя и количество цилиндров, тем выше расход топлива.</w:t>
       </w:r>
     </w:p>
     <w:p>
@@ -11103,59 +9430,13 @@
           <w:szCs w:val="28"/>
         </w:rPr>
       </w:pPr>
-      <w:proofErr w:type="spellStart"/>
-      <w:r>
-        <w:rPr>
-          <w:rFonts w:ascii="Times New Roman" w:hAnsi="Times New Roman" w:cs="Times New Roman"/>
-          <w:sz w:val="28"/>
-          <w:szCs w:val="28"/>
-        </w:rPr>
-        <w:t>model_year</w:t>
-      </w:r>
-      <w:proofErr w:type="spellEnd"/>
-      <w:r>
-        <w:rPr>
-          <w:rFonts w:ascii="Times New Roman" w:hAnsi="Times New Roman" w:cs="Times New Roman"/>
-          <w:sz w:val="28"/>
-          <w:szCs w:val="28"/>
-        </w:rPr>
-        <w:t xml:space="preserve"> (0.579267) и </w:t>
-      </w:r>
-      <w:proofErr w:type="spellStart"/>
-      <w:r>
-        <w:rPr>
-          <w:rFonts w:ascii="Times New Roman" w:hAnsi="Times New Roman" w:cs="Times New Roman"/>
-          <w:sz w:val="28"/>
-          <w:szCs w:val="28"/>
-        </w:rPr>
-        <w:t>acceleration</w:t>
-      </w:r>
-      <w:proofErr w:type="spellEnd"/>
-      <w:r>
-        <w:rPr>
-          <w:rFonts w:ascii="Times New Roman" w:hAnsi="Times New Roman" w:cs="Times New Roman"/>
-          <w:sz w:val="28"/>
-          <w:szCs w:val="28"/>
-        </w:rPr>
-        <w:t xml:space="preserve"> (0.420289) имеют положительные коэффициенты корреляции с </w:t>
-      </w:r>
-      <w:proofErr w:type="spellStart"/>
-      <w:r>
-        <w:rPr>
-          <w:rFonts w:ascii="Times New Roman" w:hAnsi="Times New Roman" w:cs="Times New Roman"/>
-          <w:sz w:val="28"/>
-          <w:szCs w:val="28"/>
-        </w:rPr>
-        <w:t>mpg</w:t>
-      </w:r>
-      <w:proofErr w:type="spellEnd"/>
-      <w:r>
-        <w:rPr>
-          <w:rFonts w:ascii="Times New Roman" w:hAnsi="Times New Roman" w:cs="Times New Roman"/>
-          <w:sz w:val="28"/>
-          <w:szCs w:val="28"/>
-        </w:rPr>
-        <w:t>. Это означает, что автомобили, произведенные в более поздние годы, а также автомобили с лучшими характеристиками ускорения, имеют тенденцию к лучшему расходу топлива.</w:t>
+      <w:r>
+        <w:rPr>
+          <w:rFonts w:ascii="Times New Roman" w:hAnsi="Times New Roman" w:cs="Times New Roman"/>
+          <w:sz w:val="28"/>
+          <w:szCs w:val="28"/>
+        </w:rPr>
+        <w:t>model_year (0.579267) и acceleration (0.420289) имеют положительные коэффициенты корреляции с mpg. Это означает, что автомобили, произведенные в более поздние годы, а также автомобили с лучшими характеристиками ускорения, имеют тенденцию к лучшему расходу топлива.</w:t>
       </w:r>
     </w:p>
     <w:p>
@@ -11219,25 +9500,7 @@
           <w:szCs w:val="28"/>
         </w:rPr>
         <w:lastRenderedPageBreak/>
-        <w:t xml:space="preserve">Автомобили с большими масса и мощностью (высокий </w:t>
-      </w:r>
-      <w:proofErr w:type="spellStart"/>
-      <w:r>
-        <w:rPr>
-          <w:rFonts w:ascii="Times New Roman" w:hAnsi="Times New Roman" w:cs="Times New Roman"/>
-          <w:sz w:val="28"/>
-          <w:szCs w:val="28"/>
-        </w:rPr>
-        <w:t>horsepower</w:t>
-      </w:r>
-      <w:proofErr w:type="spellEnd"/>
-      <w:r>
-        <w:rPr>
-          <w:rFonts w:ascii="Times New Roman" w:hAnsi="Times New Roman" w:cs="Times New Roman"/>
-          <w:sz w:val="28"/>
-          <w:szCs w:val="28"/>
-        </w:rPr>
-        <w:t>) обычно имеют более высокий расход топлива, что подтверждается отрицательными коэффициентами корреляции.</w:t>
+        <w:t>Автомобили с большими масса и мощностью (высокий horsepower) обычно имеют более высокий расход топлива, что подтверждается отрицательными коэффициентами корреляции.</w:t>
       </w:r>
     </w:p>
     <w:p>
@@ -11258,43 +9521,7 @@
           <w:sz w:val="28"/>
           <w:szCs w:val="28"/>
         </w:rPr>
-        <w:t xml:space="preserve">Молодые автомобили (высокий </w:t>
-      </w:r>
-      <w:proofErr w:type="spellStart"/>
-      <w:r>
-        <w:rPr>
-          <w:rFonts w:ascii="Times New Roman" w:hAnsi="Times New Roman" w:cs="Times New Roman"/>
-          <w:sz w:val="28"/>
-          <w:szCs w:val="28"/>
-        </w:rPr>
-        <w:t>model_year</w:t>
-      </w:r>
-      <w:proofErr w:type="spellEnd"/>
-      <w:r>
-        <w:rPr>
-          <w:rFonts w:ascii="Times New Roman" w:hAnsi="Times New Roman" w:cs="Times New Roman"/>
-          <w:sz w:val="28"/>
-          <w:szCs w:val="28"/>
-        </w:rPr>
-        <w:t xml:space="preserve">) и быстро ускоряющиеся автомобили (большая </w:t>
-      </w:r>
-      <w:proofErr w:type="spellStart"/>
-      <w:r>
-        <w:rPr>
-          <w:rFonts w:ascii="Times New Roman" w:hAnsi="Times New Roman" w:cs="Times New Roman"/>
-          <w:sz w:val="28"/>
-          <w:szCs w:val="28"/>
-        </w:rPr>
-        <w:t>acceleration</w:t>
-      </w:r>
-      <w:proofErr w:type="spellEnd"/>
-      <w:r>
-        <w:rPr>
-          <w:rFonts w:ascii="Times New Roman" w:hAnsi="Times New Roman" w:cs="Times New Roman"/>
-          <w:sz w:val="28"/>
-          <w:szCs w:val="28"/>
-        </w:rPr>
-        <w:t>) показывают более высокую экономичность, что объясняется улучшениями в технологиях и конструктивных особенностях новых автомобилей.</w:t>
+        <w:t>Молодые автомобили (высокий model_year) и быстро ускоряющиеся автомобили (большая acceleration) показывают более высокую экономичность, что объясняется улучшениями в технологиях и конструктивных особенностях новых автомобилей.</w:t>
       </w:r>
     </w:p>
     <w:p>
@@ -11379,79 +9606,7 @@
           <w:sz w:val="28"/>
           <w:szCs w:val="28"/>
         </w:rPr>
-        <w:t>В рамках задачи выполнены два варианта градиентного спуска: обычный (</w:t>
-      </w:r>
-      <w:proofErr w:type="spellStart"/>
-      <w:r>
-        <w:rPr>
-          <w:rFonts w:ascii="Times New Roman" w:hAnsi="Times New Roman" w:cs="Times New Roman"/>
-          <w:sz w:val="28"/>
-          <w:szCs w:val="28"/>
-        </w:rPr>
-        <w:t>batch</w:t>
-      </w:r>
-      <w:proofErr w:type="spellEnd"/>
-      <w:r>
-        <w:rPr>
-          <w:rFonts w:ascii="Times New Roman" w:hAnsi="Times New Roman" w:cs="Times New Roman"/>
-          <w:sz w:val="28"/>
-          <w:szCs w:val="28"/>
-        </w:rPr>
-        <w:t>) градиентный спуск (GD) и стохастический градиентный спуск (SGD). Модель линейной регрессии использует одну из переменных (</w:t>
-      </w:r>
-      <w:proofErr w:type="spellStart"/>
-      <w:r>
-        <w:rPr>
-          <w:rFonts w:ascii="Times New Roman" w:hAnsi="Times New Roman" w:cs="Times New Roman"/>
-          <w:sz w:val="28"/>
-          <w:szCs w:val="28"/>
-        </w:rPr>
-        <w:t>horsepower</w:t>
-      </w:r>
-      <w:proofErr w:type="spellEnd"/>
-      <w:r>
-        <w:rPr>
-          <w:rFonts w:ascii="Times New Roman" w:hAnsi="Times New Roman" w:cs="Times New Roman"/>
-          <w:sz w:val="28"/>
-          <w:szCs w:val="28"/>
-        </w:rPr>
-        <w:t xml:space="preserve"> или </w:t>
-      </w:r>
-      <w:proofErr w:type="spellStart"/>
-      <w:r>
-        <w:rPr>
-          <w:rFonts w:ascii="Times New Roman" w:hAnsi="Times New Roman" w:cs="Times New Roman"/>
-          <w:sz w:val="28"/>
-          <w:szCs w:val="28"/>
-        </w:rPr>
-        <w:t>weight</w:t>
-      </w:r>
-      <w:proofErr w:type="spellEnd"/>
-      <w:r>
-        <w:rPr>
-          <w:rFonts w:ascii="Times New Roman" w:hAnsi="Times New Roman" w:cs="Times New Roman"/>
-          <w:sz w:val="28"/>
-          <w:szCs w:val="28"/>
-        </w:rPr>
-        <w:t>) для предсказания расхода топлива (</w:t>
-      </w:r>
-      <w:proofErr w:type="spellStart"/>
-      <w:r>
-        <w:rPr>
-          <w:rFonts w:ascii="Times New Roman" w:hAnsi="Times New Roman" w:cs="Times New Roman"/>
-          <w:sz w:val="28"/>
-          <w:szCs w:val="28"/>
-        </w:rPr>
-        <w:t>mpg</w:t>
-      </w:r>
-      <w:proofErr w:type="spellEnd"/>
-      <w:r>
-        <w:rPr>
-          <w:rFonts w:ascii="Times New Roman" w:hAnsi="Times New Roman" w:cs="Times New Roman"/>
-          <w:sz w:val="28"/>
-          <w:szCs w:val="28"/>
-        </w:rPr>
-        <w:t>).</w:t>
+        <w:t>В рамках задачи выполнены два варианта градиентного спуска: обычный (batch) градиентный спуск (GD) и стохастический градиентный спуск (SGD). Модель линейной регрессии использует одну из переменных (horsepower или weight) для предсказания расхода топлива (mpg).</w:t>
       </w:r>
     </w:p>
     <w:p>
@@ -11535,25 +9690,7 @@
           <w:sz w:val="28"/>
           <w:szCs w:val="28"/>
         </w:rPr>
-        <w:t xml:space="preserve">w1 = -6.501 (коэффициент для признака </w:t>
-      </w:r>
-      <w:proofErr w:type="spellStart"/>
-      <w:r>
-        <w:rPr>
-          <w:rFonts w:ascii="Times New Roman" w:hAnsi="Times New Roman" w:cs="Times New Roman"/>
-          <w:sz w:val="28"/>
-          <w:szCs w:val="28"/>
-        </w:rPr>
-        <w:t>horsepower</w:t>
-      </w:r>
-      <w:proofErr w:type="spellEnd"/>
-      <w:r>
-        <w:rPr>
-          <w:rFonts w:ascii="Times New Roman" w:hAnsi="Times New Roman" w:cs="Times New Roman"/>
-          <w:sz w:val="28"/>
-          <w:szCs w:val="28"/>
-        </w:rPr>
-        <w:t>)</w:t>
+        <w:t>w1 = -6.501 (коэффициент для признака horsepower)</w:t>
       </w:r>
     </w:p>
     <w:p>
@@ -11637,25 +9774,7 @@
           <w:sz w:val="28"/>
           <w:szCs w:val="28"/>
         </w:rPr>
-        <w:t xml:space="preserve">w0 = 23.514 — это перехват модели, который указывает на ожидаемый расход топлива при значении признака </w:t>
-      </w:r>
-      <w:proofErr w:type="spellStart"/>
-      <w:r>
-        <w:rPr>
-          <w:rFonts w:ascii="Times New Roman" w:hAnsi="Times New Roman" w:cs="Times New Roman"/>
-          <w:sz w:val="28"/>
-          <w:szCs w:val="28"/>
-        </w:rPr>
-        <w:t>horsepower</w:t>
-      </w:r>
-      <w:proofErr w:type="spellEnd"/>
-      <w:r>
-        <w:rPr>
-          <w:rFonts w:ascii="Times New Roman" w:hAnsi="Times New Roman" w:cs="Times New Roman"/>
-          <w:sz w:val="28"/>
-          <w:szCs w:val="28"/>
-        </w:rPr>
-        <w:t xml:space="preserve"> = 0.</w:t>
+        <w:t>w0 = 23.514 — это перехват модели, который указывает на ожидаемый расход топлива при значении признака horsepower = 0.</w:t>
       </w:r>
     </w:p>
     <w:p>
@@ -11676,25 +9795,7 @@
           <w:sz w:val="28"/>
           <w:szCs w:val="28"/>
         </w:rPr>
-        <w:t xml:space="preserve">w1 = -6.501 — это коэффициент для признака </w:t>
-      </w:r>
-      <w:proofErr w:type="spellStart"/>
-      <w:r>
-        <w:rPr>
-          <w:rFonts w:ascii="Times New Roman" w:hAnsi="Times New Roman" w:cs="Times New Roman"/>
-          <w:sz w:val="28"/>
-          <w:szCs w:val="28"/>
-        </w:rPr>
-        <w:t>horsepower</w:t>
-      </w:r>
-      <w:proofErr w:type="spellEnd"/>
-      <w:r>
-        <w:rPr>
-          <w:rFonts w:ascii="Times New Roman" w:hAnsi="Times New Roman" w:cs="Times New Roman"/>
-          <w:sz w:val="28"/>
-          <w:szCs w:val="28"/>
-        </w:rPr>
-        <w:t>, который указывает на изменение расхода топлива при изменении мощности двигателя на 1 единицу. Положительное значение w1 говорит о том, что увеличение мощности приводит к большему расходу топлива.</w:t>
+        <w:t>w1 = -6.501 — это коэффициент для признака horsepower, который указывает на изменение расхода топлива при изменении мощности двигателя на 1 единицу. Положительное значение w1 говорит о том, что увеличение мощности приводит к большему расходу топлива.</w:t>
       </w:r>
     </w:p>
     <w:p>
@@ -11715,43 +9816,7 @@
           <w:sz w:val="28"/>
           <w:szCs w:val="28"/>
         </w:rPr>
-        <w:t xml:space="preserve">Таким образом, модель предсказывает расход топлива, который снижается на 6.501 единиц </w:t>
-      </w:r>
-      <w:proofErr w:type="spellStart"/>
-      <w:r>
-        <w:rPr>
-          <w:rFonts w:ascii="Times New Roman" w:hAnsi="Times New Roman" w:cs="Times New Roman"/>
-          <w:sz w:val="28"/>
-          <w:szCs w:val="28"/>
-        </w:rPr>
-        <w:t>mpg</w:t>
-      </w:r>
-      <w:proofErr w:type="spellEnd"/>
-      <w:r>
-        <w:rPr>
-          <w:rFonts w:ascii="Times New Roman" w:hAnsi="Times New Roman" w:cs="Times New Roman"/>
-          <w:sz w:val="28"/>
-          <w:szCs w:val="28"/>
-        </w:rPr>
-        <w:t xml:space="preserve"> за каждое увеличение </w:t>
-      </w:r>
-      <w:proofErr w:type="spellStart"/>
-      <w:r>
-        <w:rPr>
-          <w:rFonts w:ascii="Times New Roman" w:hAnsi="Times New Roman" w:cs="Times New Roman"/>
-          <w:sz w:val="28"/>
-          <w:szCs w:val="28"/>
-        </w:rPr>
-        <w:t>horsepower</w:t>
-      </w:r>
-      <w:proofErr w:type="spellEnd"/>
-      <w:r>
-        <w:rPr>
-          <w:rFonts w:ascii="Times New Roman" w:hAnsi="Times New Roman" w:cs="Times New Roman"/>
-          <w:sz w:val="28"/>
-          <w:szCs w:val="28"/>
-        </w:rPr>
-        <w:t xml:space="preserve"> на 1 л.с.</w:t>
+        <w:t>Таким образом, модель предсказывает расход топлива, который снижается на 6.501 единиц mpg за каждое увеличение horsepower на 1 л.с.</w:t>
       </w:r>
     </w:p>
     <w:p>
@@ -11836,25 +9901,7 @@
           <w:sz w:val="28"/>
           <w:szCs w:val="28"/>
         </w:rPr>
-        <w:t xml:space="preserve">w1 = -7.873 (коэффициент для признака </w:t>
-      </w:r>
-      <w:proofErr w:type="spellStart"/>
-      <w:r>
-        <w:rPr>
-          <w:rFonts w:ascii="Times New Roman" w:hAnsi="Times New Roman" w:cs="Times New Roman"/>
-          <w:sz w:val="28"/>
-          <w:szCs w:val="28"/>
-        </w:rPr>
-        <w:t>horsepower</w:t>
-      </w:r>
-      <w:proofErr w:type="spellEnd"/>
-      <w:r>
-        <w:rPr>
-          <w:rFonts w:ascii="Times New Roman" w:hAnsi="Times New Roman" w:cs="Times New Roman"/>
-          <w:sz w:val="28"/>
-          <w:szCs w:val="28"/>
-        </w:rPr>
-        <w:t>)</w:t>
+        <w:t>w1 = -7.873 (коэффициент для признака horsepower)</w:t>
       </w:r>
     </w:p>
     <w:p>
@@ -11938,25 +9985,7 @@
           <w:sz w:val="28"/>
           <w:szCs w:val="28"/>
         </w:rPr>
-        <w:t xml:space="preserve">w0 = 25.820 — это перехват модели, указывающий на ожидаемый расход топлива при </w:t>
-      </w:r>
-      <w:proofErr w:type="spellStart"/>
-      <w:r>
-        <w:rPr>
-          <w:rFonts w:ascii="Times New Roman" w:hAnsi="Times New Roman" w:cs="Times New Roman"/>
-          <w:sz w:val="28"/>
-          <w:szCs w:val="28"/>
-        </w:rPr>
-        <w:t>horsepower</w:t>
-      </w:r>
-      <w:proofErr w:type="spellEnd"/>
-      <w:r>
-        <w:rPr>
-          <w:rFonts w:ascii="Times New Roman" w:hAnsi="Times New Roman" w:cs="Times New Roman"/>
-          <w:sz w:val="28"/>
-          <w:szCs w:val="28"/>
-        </w:rPr>
-        <w:t xml:space="preserve"> = 0.</w:t>
+        <w:t>w0 = 25.820 — это перехват модели, указывающий на ожидаемый расход топлива при horsepower = 0.</w:t>
       </w:r>
     </w:p>
     <w:p>
@@ -11977,43 +10006,7 @@
           <w:sz w:val="28"/>
           <w:szCs w:val="28"/>
         </w:rPr>
-        <w:t xml:space="preserve">w1 = -7.873 — это коэффициент для признака </w:t>
-      </w:r>
-      <w:proofErr w:type="spellStart"/>
-      <w:r>
-        <w:rPr>
-          <w:rFonts w:ascii="Times New Roman" w:hAnsi="Times New Roman" w:cs="Times New Roman"/>
-          <w:sz w:val="28"/>
-          <w:szCs w:val="28"/>
-        </w:rPr>
-        <w:t>horsepower</w:t>
-      </w:r>
-      <w:proofErr w:type="spellEnd"/>
-      <w:r>
-        <w:rPr>
-          <w:rFonts w:ascii="Times New Roman" w:hAnsi="Times New Roman" w:cs="Times New Roman"/>
-          <w:sz w:val="28"/>
-          <w:szCs w:val="28"/>
-        </w:rPr>
-        <w:t xml:space="preserve">, который указывает на более значительное снижение расхода топлива по сравнению с обычным градиентным спуском (снижение на 7.873 единиц </w:t>
-      </w:r>
-      <w:proofErr w:type="spellStart"/>
-      <w:r>
-        <w:rPr>
-          <w:rFonts w:ascii="Times New Roman" w:hAnsi="Times New Roman" w:cs="Times New Roman"/>
-          <w:sz w:val="28"/>
-          <w:szCs w:val="28"/>
-        </w:rPr>
-        <w:t>mpg</w:t>
-      </w:r>
-      <w:proofErr w:type="spellEnd"/>
-      <w:r>
-        <w:rPr>
-          <w:rFonts w:ascii="Times New Roman" w:hAnsi="Times New Roman" w:cs="Times New Roman"/>
-          <w:sz w:val="28"/>
-          <w:szCs w:val="28"/>
-        </w:rPr>
-        <w:t xml:space="preserve"> за каждое увеличение мощности на 1 л.с.).</w:t>
+        <w:t>w1 = -7.873 — это коэффициент для признака horsepower, который указывает на более значительное снижение расхода топлива по сравнению с обычным градиентным спуском (снижение на 7.873 единиц mpg за каждое увеличение мощности на 1 л.с.).</w:t>
       </w:r>
     </w:p>
     <w:p>
@@ -12239,25 +10232,7 @@
           <w:sz w:val="28"/>
           <w:szCs w:val="28"/>
         </w:rPr>
-        <w:t xml:space="preserve">Цель проекта заключалась в применении методов градиентного спуска для линейной регрессии, анализе статистических гипотез и выявлении зависимостей между признаками и целевой переменной </w:t>
-      </w:r>
-      <w:proofErr w:type="spellStart"/>
-      <w:r>
-        <w:rPr>
-          <w:rFonts w:ascii="Times New Roman" w:hAnsi="Times New Roman" w:cs="Times New Roman"/>
-          <w:sz w:val="28"/>
-          <w:szCs w:val="28"/>
-        </w:rPr>
-        <w:t>mpg</w:t>
-      </w:r>
-      <w:proofErr w:type="spellEnd"/>
-      <w:r>
-        <w:rPr>
-          <w:rFonts w:ascii="Times New Roman" w:hAnsi="Times New Roman" w:cs="Times New Roman"/>
-          <w:sz w:val="28"/>
-          <w:szCs w:val="28"/>
-        </w:rPr>
-        <w:t xml:space="preserve"> (расход топлива)</w:t>
+        <w:t>Цель проекта заключалась в применении методов градиентного спуска для линейной регрессии, анализе статистических гипотез и выявлении зависимостей между признаками и целевой переменной mpg (расход топлива)</w:t>
       </w:r>
       <w:r>
         <w:rPr>
@@ -12328,54 +10303,8 @@
           <w:sz w:val="28"/>
           <w:szCs w:val="28"/>
         </w:rPr>
-        <w:t xml:space="preserve">Были проведены исследования числовых и категориальных признаков данных, таких как </w:t>
-      </w:r>
-      <w:proofErr w:type="spellStart"/>
-      <w:r>
-        <w:rPr>
-          <w:rFonts w:ascii="Times New Roman" w:hAnsi="Times New Roman" w:cs="Times New Roman"/>
-          <w:sz w:val="28"/>
-          <w:szCs w:val="28"/>
-        </w:rPr>
-        <w:t>mpg</w:t>
-      </w:r>
-      <w:proofErr w:type="spellEnd"/>
-      <w:r>
-        <w:rPr>
-          <w:rFonts w:ascii="Times New Roman" w:hAnsi="Times New Roman" w:cs="Times New Roman"/>
-          <w:sz w:val="28"/>
-          <w:szCs w:val="28"/>
-        </w:rPr>
-        <w:t xml:space="preserve">, </w:t>
-      </w:r>
-      <w:proofErr w:type="spellStart"/>
-      <w:r>
-        <w:rPr>
-          <w:rFonts w:ascii="Times New Roman" w:hAnsi="Times New Roman" w:cs="Times New Roman"/>
-          <w:sz w:val="28"/>
-          <w:szCs w:val="28"/>
-        </w:rPr>
-        <w:t>horsepower</w:t>
-      </w:r>
-      <w:proofErr w:type="spellEnd"/>
-      <w:r>
-        <w:rPr>
-          <w:rFonts w:ascii="Times New Roman" w:hAnsi="Times New Roman" w:cs="Times New Roman"/>
-          <w:sz w:val="28"/>
-          <w:szCs w:val="28"/>
-        </w:rPr>
-        <w:t xml:space="preserve">, </w:t>
-      </w:r>
-      <w:proofErr w:type="spellStart"/>
-      <w:r>
-        <w:rPr>
-          <w:rFonts w:ascii="Times New Roman" w:hAnsi="Times New Roman" w:cs="Times New Roman"/>
-          <w:sz w:val="28"/>
-          <w:szCs w:val="28"/>
-        </w:rPr>
-        <w:t>weight</w:t>
-      </w:r>
-      <w:proofErr w:type="spellEnd"/>
+        <w:t>Были проведены исследования числовых и категориальных признаков данных, таких как mpg, horsepower, weight</w:t>
+      </w:r>
       <w:r>
         <w:rPr>
           <w:rFonts w:ascii="Times New Roman" w:hAnsi="Times New Roman" w:cs="Times New Roman"/>
@@ -12495,61 +10424,7 @@
           <w:sz w:val="28"/>
           <w:szCs w:val="28"/>
         </w:rPr>
-        <w:t xml:space="preserve">Реализованы два типа градиентного спуска: обычный (GD) и стохастический (SGD) для линейной регрессии с целевой переменной </w:t>
-      </w:r>
-      <w:proofErr w:type="spellStart"/>
-      <w:r>
-        <w:rPr>
-          <w:rFonts w:ascii="Times New Roman" w:hAnsi="Times New Roman" w:cs="Times New Roman"/>
-          <w:sz w:val="28"/>
-          <w:szCs w:val="28"/>
-        </w:rPr>
-        <w:t>mpg</w:t>
-      </w:r>
-      <w:proofErr w:type="spellEnd"/>
-      <w:r>
-        <w:rPr>
-          <w:rFonts w:ascii="Times New Roman" w:hAnsi="Times New Roman" w:cs="Times New Roman"/>
-          <w:sz w:val="28"/>
-          <w:szCs w:val="28"/>
-        </w:rPr>
-        <w:t xml:space="preserve"> и признаками </w:t>
-      </w:r>
-      <w:proofErr w:type="spellStart"/>
-      <w:r>
-        <w:rPr>
-          <w:rFonts w:ascii="Times New Roman" w:hAnsi="Times New Roman" w:cs="Times New Roman"/>
-          <w:sz w:val="28"/>
-          <w:szCs w:val="28"/>
-        </w:rPr>
-        <w:t>horsepower</w:t>
-      </w:r>
-      <w:proofErr w:type="spellEnd"/>
-      <w:r>
-        <w:rPr>
-          <w:rFonts w:ascii="Times New Roman" w:hAnsi="Times New Roman" w:cs="Times New Roman"/>
-          <w:sz w:val="28"/>
-          <w:szCs w:val="28"/>
-        </w:rPr>
-        <w:t xml:space="preserve"> и </w:t>
-      </w:r>
-      <w:proofErr w:type="spellStart"/>
-      <w:r>
-        <w:rPr>
-          <w:rFonts w:ascii="Times New Roman" w:hAnsi="Times New Roman" w:cs="Times New Roman"/>
-          <w:sz w:val="28"/>
-          <w:szCs w:val="28"/>
-        </w:rPr>
-        <w:t>weight</w:t>
-      </w:r>
-      <w:proofErr w:type="spellEnd"/>
-      <w:r>
-        <w:rPr>
-          <w:rFonts w:ascii="Times New Roman" w:hAnsi="Times New Roman" w:cs="Times New Roman"/>
-          <w:sz w:val="28"/>
-          <w:szCs w:val="28"/>
-        </w:rPr>
-        <w:t>.</w:t>
+        <w:t>Реализованы два типа градиентного спуска: обычный (GD) и стохастический (SGD) для линейной регрессии с целевой переменной mpg и признаками horsepower и weight.</w:t>
       </w:r>
     </w:p>
     <w:p>
@@ -12591,43 +10466,7 @@
           <w:sz w:val="28"/>
           <w:szCs w:val="28"/>
         </w:rPr>
-        <w:t xml:space="preserve">Выделены ключевые признаки, такие как </w:t>
-      </w:r>
-      <w:proofErr w:type="spellStart"/>
-      <w:r>
-        <w:rPr>
-          <w:rFonts w:ascii="Times New Roman" w:hAnsi="Times New Roman" w:cs="Times New Roman"/>
-          <w:sz w:val="28"/>
-          <w:szCs w:val="28"/>
-        </w:rPr>
-        <w:t>weight</w:t>
-      </w:r>
-      <w:proofErr w:type="spellEnd"/>
-      <w:r>
-        <w:rPr>
-          <w:rFonts w:ascii="Times New Roman" w:hAnsi="Times New Roman" w:cs="Times New Roman"/>
-          <w:sz w:val="28"/>
-          <w:szCs w:val="28"/>
-        </w:rPr>
-        <w:t xml:space="preserve"> и </w:t>
-      </w:r>
-      <w:proofErr w:type="spellStart"/>
-      <w:r>
-        <w:rPr>
-          <w:rFonts w:ascii="Times New Roman" w:hAnsi="Times New Roman" w:cs="Times New Roman"/>
-          <w:sz w:val="28"/>
-          <w:szCs w:val="28"/>
-        </w:rPr>
-        <w:t>horsepower</w:t>
-      </w:r>
-      <w:proofErr w:type="spellEnd"/>
-      <w:r>
-        <w:rPr>
-          <w:rFonts w:ascii="Times New Roman" w:hAnsi="Times New Roman" w:cs="Times New Roman"/>
-          <w:sz w:val="28"/>
-          <w:szCs w:val="28"/>
-        </w:rPr>
-        <w:t>, как наиболее значимые для предсказания расхода топлива.</w:t>
+        <w:t>Выделены ключевые признаки, такие как weight и horsepower, как наиболее значимые для предсказания расхода топлива.</w:t>
       </w:r>
     </w:p>
     <w:p>
@@ -12640,7 +10479,6 @@
           <w:rFonts w:ascii="Times New Roman" w:hAnsi="Times New Roman" w:cs="Times New Roman"/>
           <w:sz w:val="28"/>
           <w:szCs w:val="28"/>
-          <w:lang w:val="en-US"/>
         </w:rPr>
       </w:pPr>
     </w:p>
@@ -12732,23 +10570,13 @@
           <w:szCs w:val="28"/>
         </w:rPr>
       </w:pPr>
-      <w:proofErr w:type="spellStart"/>
-      <w:r>
-        <w:rPr>
-          <w:rFonts w:ascii="Times New Roman" w:hAnsi="Times New Roman" w:cs="Times New Roman"/>
-          <w:sz w:val="28"/>
-          <w:szCs w:val="28"/>
-        </w:rPr>
-        <w:t>pandas</w:t>
-      </w:r>
-      <w:proofErr w:type="spellEnd"/>
-      <w:r>
-        <w:rPr>
-          <w:rFonts w:ascii="Times New Roman" w:hAnsi="Times New Roman" w:cs="Times New Roman"/>
-          <w:sz w:val="28"/>
-          <w:szCs w:val="28"/>
-        </w:rPr>
-        <w:t>. Официальная документация</w:t>
+      <w:r>
+        <w:rPr>
+          <w:rFonts w:ascii="Times New Roman" w:hAnsi="Times New Roman" w:cs="Times New Roman"/>
+          <w:sz w:val="28"/>
+          <w:szCs w:val="28"/>
+        </w:rPr>
+        <w:t>pandas. Официальная документация</w:t>
       </w:r>
       <w:r>
         <w:rPr>
@@ -12830,7 +10658,6 @@
           </w:rPr>
           <w:t>.</w:t>
         </w:r>
-        <w:proofErr w:type="spellStart"/>
         <w:r>
           <w:rPr>
             <w:rStyle w:val="ac"/>
@@ -12841,7 +10668,6 @@
           </w:rPr>
           <w:t>pydata</w:t>
         </w:r>
-        <w:proofErr w:type="spellEnd"/>
         <w:r>
           <w:rPr>
             <w:rStyle w:val="ac"/>
@@ -12944,7 +10770,6 @@
           <w:szCs w:val="28"/>
         </w:rPr>
       </w:pPr>
-      <w:proofErr w:type="spellStart"/>
       <w:r>
         <w:rPr>
           <w:rFonts w:ascii="Times New Roman" w:hAnsi="Times New Roman" w:cs="Times New Roman"/>
@@ -12954,7 +10779,6 @@
         </w:rPr>
         <w:t>scipy</w:t>
       </w:r>
-      <w:proofErr w:type="spellEnd"/>
       <w:r>
         <w:rPr>
           <w:rFonts w:ascii="Times New Roman" w:hAnsi="Times New Roman" w:cs="Times New Roman"/>
@@ -13019,7 +10843,6 @@
           </w:rPr>
           <w:t>.</w:t>
         </w:r>
-        <w:proofErr w:type="spellStart"/>
         <w:r>
           <w:rPr>
             <w:rStyle w:val="ac"/>
@@ -13030,7 +10853,6 @@
           </w:rPr>
           <w:t>scipy</w:t>
         </w:r>
-        <w:proofErr w:type="spellEnd"/>
         <w:r>
           <w:rPr>
             <w:rStyle w:val="ac"/>
@@ -13078,7 +10900,6 @@
           </w:rPr>
           <w:t>/</w:t>
         </w:r>
-        <w:proofErr w:type="spellStart"/>
         <w:r>
           <w:rPr>
             <w:rStyle w:val="ac"/>
@@ -13089,7 +10910,6 @@
           </w:rPr>
           <w:t>scipy</w:t>
         </w:r>
-        <w:proofErr w:type="spellEnd"/>
         <w:r>
           <w:rPr>
             <w:rStyle w:val="ac"/>
